--- a/Lab5/Otchet_LAB5_RamodinGF (2).docx
+++ b/Lab5/Otchet_LAB5_RamodinGF (2).docx
@@ -103,7 +103,14 @@
       </w:r>
       <w:r>
         <w:tab/>
-        <w:t>Рамодин Георгий Феликсович</w:t>
+      </w:r>
+      <w:proofErr w:type="spellStart"/>
+      <w:r>
+        <w:t>Рамодин</w:t>
+      </w:r>
+      <w:proofErr w:type="spellEnd"/>
+      <w:r>
+        <w:t xml:space="preserve"> Георгий Феликсович</w:t>
       </w:r>
     </w:p>
     <w:p>
@@ -117,23 +124,11 @@
         <w:t>Ссылка на репозиторий:</w:t>
       </w:r>
       <w:r>
-        <w:tab/>
-      </w:r>
-      <w:r>
-        <w:rPr>
-          <w:highlight w:val="yellow"/>
-          <w:lang w:val="en-US"/>
-        </w:rPr>
-        <w:t>repo</w:t>
-      </w:r>
-      <w:r>
         <w:t xml:space="preserve"> </w:t>
       </w:r>
-    </w:p>
-    <w:p>
-      <w:pPr>
-        <w:pStyle w:val="ae"/>
-      </w:pPr>
+      <w:r>
+        <w:t>https://github.com/MUCTR-IKT-CPP/KS_30_RamodinGF_Algoritms</w:t>
+      </w:r>
     </w:p>
     <w:p>
       <w:pPr>
@@ -639,6 +634,7 @@
       <w:r>
         <w:rPr>
           <w:rFonts w:ascii="Times New Roman" w:hAnsi="Times New Roman" w:cs="Times New Roman"/>
+          <w:noProof/>
         </w:rPr>
         <w:drawing>
           <wp:inline distT="0" distB="0" distL="0" distR="0" wp14:anchorId="1C144D16" wp14:editId="4B66A273">
@@ -735,7 +731,21 @@
         <w:rPr>
           <w:rFonts w:ascii="Times New Roman" w:hAnsi="Times New Roman" w:cs="Times New Roman"/>
         </w:rPr>
-        <w:t>. Найти кратчайшие пути между всеми вершинами графа и их длину с помощью алгоритма Дейкстры.</w:t>
+        <w:t xml:space="preserve">. Найти кратчайшие пути между всеми вершинами графа и их длину с помощью алгоритма </w:t>
+      </w:r>
+      <w:proofErr w:type="spellStart"/>
+      <w:r>
+        <w:rPr>
+          <w:rFonts w:ascii="Times New Roman" w:hAnsi="Times New Roman" w:cs="Times New Roman"/>
+        </w:rPr>
+        <w:t>Дейкстры</w:t>
+      </w:r>
+      <w:proofErr w:type="spellEnd"/>
+      <w:r>
+        <w:rPr>
+          <w:rFonts w:ascii="Times New Roman" w:hAnsi="Times New Roman" w:cs="Times New Roman"/>
+        </w:rPr>
+        <w:t>.</w:t>
       </w:r>
     </w:p>
     <w:p>
@@ -1127,31 +1137,613 @@
           <w:b/>
           <w:bCs/>
         </w:rPr>
+        <w:t>Список смежности</w:t>
+      </w:r>
+      <w:r>
+        <w:rPr>
+          <w:rFonts w:ascii="Times New Roman" w:hAnsi="Times New Roman" w:cs="Times New Roman"/>
+        </w:rPr>
+        <w:t xml:space="preserve"> — для каждой вершины хранится список её соседей с весами соответствующих рёбер. Занимает памяти </w:t>
+      </w:r>
+      <w:r>
+        <w:rPr>
+          <w:rFonts w:ascii="Times New Roman" w:hAnsi="Times New Roman" w:cs="Times New Roman"/>
+          <w:lang w:val="en-US"/>
+        </w:rPr>
+        <w:t>O</w:t>
+      </w:r>
+      <w:r>
+        <w:rPr>
+          <w:rFonts w:ascii="Times New Roman" w:hAnsi="Times New Roman" w:cs="Times New Roman"/>
+        </w:rPr>
+        <w:t>(</w:t>
+      </w:r>
+      <w:r>
+        <w:rPr>
+          <w:rFonts w:ascii="Times New Roman" w:hAnsi="Times New Roman" w:cs="Times New Roman"/>
+          <w:lang w:val="en-US"/>
+        </w:rPr>
+        <w:t>V</w:t>
+      </w:r>
+      <w:r>
+        <w:rPr>
+          <w:rFonts w:ascii="Times New Roman" w:hAnsi="Times New Roman" w:cs="Times New Roman"/>
+        </w:rPr>
+        <w:t xml:space="preserve"> + </w:t>
+      </w:r>
+      <w:r>
+        <w:rPr>
+          <w:rFonts w:ascii="Times New Roman" w:hAnsi="Times New Roman" w:cs="Times New Roman"/>
+          <w:lang w:val="en-US"/>
+        </w:rPr>
+        <w:t>E</w:t>
+      </w:r>
+      <w:r>
+        <w:rPr>
+          <w:rFonts w:ascii="Times New Roman" w:hAnsi="Times New Roman" w:cs="Times New Roman"/>
+        </w:rPr>
+        <w:t xml:space="preserve">), где </w:t>
+      </w:r>
+      <w:r>
+        <w:rPr>
+          <w:rFonts w:ascii="Times New Roman" w:hAnsi="Times New Roman" w:cs="Times New Roman"/>
+          <w:lang w:val="en-US"/>
+        </w:rPr>
+        <w:t>E</w:t>
+      </w:r>
+      <w:r>
+        <w:rPr>
+          <w:rFonts w:ascii="Times New Roman" w:hAnsi="Times New Roman" w:cs="Times New Roman"/>
+        </w:rPr>
+        <w:t xml:space="preserve"> — количество рёбер, что делает </w:t>
+      </w:r>
+      <w:r>
+        <w:rPr>
+          <w:rFonts w:ascii="Times New Roman" w:hAnsi="Times New Roman" w:cs="Times New Roman"/>
+        </w:rPr>
         <w:lastRenderedPageBreak/>
-        <w:t>Список смежности</w:t>
-      </w:r>
-      <w:r>
-        <w:rPr>
-          <w:rFonts w:ascii="Times New Roman" w:hAnsi="Times New Roman" w:cs="Times New Roman"/>
-        </w:rPr>
-        <w:t xml:space="preserve"> — для каждой вершины хранится список её соседей с весами соответствующих рёбер. Занимает памяти </w:t>
+        <w:t xml:space="preserve">его значительно выгоднее для разреженных графов. Именно этот формат используется в алгоритме </w:t>
+      </w:r>
+      <w:proofErr w:type="spellStart"/>
+      <w:r>
+        <w:rPr>
+          <w:rFonts w:ascii="Times New Roman" w:hAnsi="Times New Roman" w:cs="Times New Roman"/>
+        </w:rPr>
+        <w:t>Дейкстры</w:t>
+      </w:r>
+      <w:proofErr w:type="spellEnd"/>
+      <w:r>
+        <w:rPr>
+          <w:rFonts w:ascii="Times New Roman" w:hAnsi="Times New Roman" w:cs="Times New Roman"/>
+        </w:rPr>
+        <w:t xml:space="preserve"> в данной работе.</w:t>
+      </w:r>
+    </w:p>
+    <w:p>
+      <w:pPr>
+        <w:jc w:val="both"/>
+        <w:rPr>
+          <w:rFonts w:ascii="Times New Roman" w:hAnsi="Times New Roman" w:cs="Times New Roman"/>
+        </w:rPr>
+      </w:pPr>
+    </w:p>
+    <w:p>
+      <w:pPr>
+        <w:jc w:val="both"/>
+        <w:rPr>
+          <w:rFonts w:ascii="Times New Roman" w:hAnsi="Times New Roman" w:cs="Times New Roman"/>
+        </w:rPr>
+      </w:pPr>
+      <w:r>
+        <w:rPr>
+          <w:rFonts w:ascii="Times New Roman" w:hAnsi="Times New Roman" w:cs="Times New Roman"/>
+          <w:b/>
+          <w:bCs/>
+        </w:rPr>
+        <w:t>Степень вершины</w:t>
+      </w:r>
+      <w:r>
+        <w:rPr>
+          <w:rFonts w:ascii="Times New Roman" w:hAnsi="Times New Roman" w:cs="Times New Roman"/>
+        </w:rPr>
+        <w:t xml:space="preserve"> — это количество рёбер, инцидентных данной вершине, то есть количество её непосредственных соседей. По условию задания каждая вершина обязана иметь минимальную степень в зависимости от размера графа: для 10 вершин — минимум 3, для 20 вершин — минимум 4, для 50 — минимум 10, для 100 — минимум 20.</w:t>
+      </w:r>
+    </w:p>
+    <w:p>
+      <w:pPr>
+        <w:jc w:val="both"/>
+        <w:rPr>
+          <w:rFonts w:ascii="Times New Roman" w:hAnsi="Times New Roman" w:cs="Times New Roman"/>
+        </w:rPr>
+      </w:pPr>
+      <w:r>
+        <w:rPr>
+          <w:rFonts w:ascii="Times New Roman" w:hAnsi="Times New Roman" w:cs="Times New Roman"/>
+        </w:rPr>
+        <w:t>Из теоремы о рукопожатиях следует, что сумма степеней всех вершин всегда равна удвоенному числу рёбер. Это означает, что сумма степеней обязана быть чётной числом, иначе такой граф построить невозможно.</w:t>
+      </w:r>
+    </w:p>
+    <w:p>
+      <w:pPr>
+        <w:jc w:val="both"/>
+        <w:rPr>
+          <w:rFonts w:ascii="Times New Roman" w:hAnsi="Times New Roman" w:cs="Times New Roman"/>
+        </w:rPr>
+      </w:pPr>
+    </w:p>
+    <w:p>
+      <w:pPr>
+        <w:jc w:val="both"/>
+        <w:rPr>
+          <w:rFonts w:ascii="Times New Roman" w:hAnsi="Times New Roman" w:cs="Times New Roman"/>
+          <w:b/>
+          <w:bCs/>
+        </w:rPr>
+      </w:pPr>
+      <w:r>
+        <w:rPr>
+          <w:rFonts w:ascii="Times New Roman" w:hAnsi="Times New Roman" w:cs="Times New Roman"/>
+          <w:b/>
+          <w:bCs/>
+        </w:rPr>
+        <w:t xml:space="preserve">Теорема </w:t>
+      </w:r>
+      <w:proofErr w:type="spellStart"/>
+      <w:r>
+        <w:rPr>
+          <w:rFonts w:ascii="Times New Roman" w:hAnsi="Times New Roman" w:cs="Times New Roman"/>
+          <w:b/>
+          <w:bCs/>
+        </w:rPr>
+        <w:t>Эрдёша</w:t>
+      </w:r>
+      <w:proofErr w:type="spellEnd"/>
+      <w:r>
+        <w:rPr>
+          <w:rFonts w:ascii="Times New Roman" w:hAnsi="Times New Roman" w:cs="Times New Roman"/>
+          <w:b/>
+          <w:bCs/>
+        </w:rPr>
+        <w:t>–Галлаи</w:t>
+      </w:r>
+    </w:p>
+    <w:p>
+      <w:pPr>
+        <w:jc w:val="both"/>
+        <w:rPr>
+          <w:rFonts w:ascii="Times New Roman" w:hAnsi="Times New Roman" w:cs="Times New Roman"/>
+        </w:rPr>
+      </w:pPr>
+      <w:r>
+        <w:rPr>
+          <w:rFonts w:ascii="Times New Roman" w:hAnsi="Times New Roman" w:cs="Times New Roman"/>
+        </w:rPr>
+        <w:t>Т</w:t>
+      </w:r>
+      <w:r>
+        <w:rPr>
+          <w:rFonts w:ascii="Times New Roman" w:hAnsi="Times New Roman" w:cs="Times New Roman"/>
+        </w:rPr>
+        <w:t>еорема отвечает на вопрос: можно ли построить простой неориентированный граф с заданной последовательностью степеней вершин? Последовательность называется графичной, если такой граф существует.</w:t>
+      </w:r>
+    </w:p>
+    <w:p>
+      <w:pPr>
+        <w:jc w:val="both"/>
+        <w:rPr>
+          <w:rFonts w:ascii="Times New Roman" w:hAnsi="Times New Roman" w:cs="Times New Roman"/>
+        </w:rPr>
+      </w:pPr>
+      <w:r>
+        <w:rPr>
+          <w:rFonts w:ascii="Times New Roman" w:hAnsi="Times New Roman" w:cs="Times New Roman"/>
+        </w:rPr>
+        <w:t xml:space="preserve">Условия графичности: во-первых, сумма всех степеней должна быть чётной. Во-вторых, для каждого </w:t>
       </w:r>
       <w:r>
         <w:rPr>
           <w:rFonts w:ascii="Times New Roman" w:hAnsi="Times New Roman" w:cs="Times New Roman"/>
           <w:lang w:val="en-US"/>
         </w:rPr>
+        <w:t>k</w:t>
+      </w:r>
+      <w:r>
+        <w:rPr>
+          <w:rFonts w:ascii="Times New Roman" w:hAnsi="Times New Roman" w:cs="Times New Roman"/>
+        </w:rPr>
+        <w:t xml:space="preserve"> от 1 до </w:t>
+      </w:r>
+      <w:r>
+        <w:rPr>
+          <w:rFonts w:ascii="Times New Roman" w:hAnsi="Times New Roman" w:cs="Times New Roman"/>
+          <w:lang w:val="en-US"/>
+        </w:rPr>
+        <w:t>n</w:t>
+      </w:r>
+      <w:r>
+        <w:rPr>
+          <w:rFonts w:ascii="Times New Roman" w:hAnsi="Times New Roman" w:cs="Times New Roman"/>
+        </w:rPr>
+        <w:t xml:space="preserve"> должно выполняться неравенство, связывающее сумму </w:t>
+      </w:r>
+      <w:r>
+        <w:rPr>
+          <w:rFonts w:ascii="Times New Roman" w:hAnsi="Times New Roman" w:cs="Times New Roman"/>
+          <w:lang w:val="en-US"/>
+        </w:rPr>
+        <w:t>k</w:t>
+      </w:r>
+      <w:r>
+        <w:rPr>
+          <w:rFonts w:ascii="Times New Roman" w:hAnsi="Times New Roman" w:cs="Times New Roman"/>
+        </w:rPr>
+        <w:t xml:space="preserve"> наибольших степеней с оставшимися. Если хотя бы одно условие нарушено, граф с такими степенями построить нельзя.</w:t>
+      </w:r>
+    </w:p>
+    <w:p>
+      <w:pPr>
+        <w:jc w:val="both"/>
+        <w:rPr>
+          <w:rFonts w:ascii="Times New Roman" w:hAnsi="Times New Roman" w:cs="Times New Roman"/>
+        </w:rPr>
+      </w:pPr>
+    </w:p>
+    <w:p>
+      <w:pPr>
+        <w:jc w:val="both"/>
+        <w:rPr>
+          <w:rFonts w:ascii="Times New Roman" w:hAnsi="Times New Roman" w:cs="Times New Roman"/>
+          <w:b/>
+          <w:bCs/>
+        </w:rPr>
+      </w:pPr>
+      <w:r>
+        <w:rPr>
+          <w:rFonts w:ascii="Times New Roman" w:hAnsi="Times New Roman" w:cs="Times New Roman"/>
+          <w:b/>
+          <w:bCs/>
+        </w:rPr>
+        <w:t xml:space="preserve">Алгоритм </w:t>
+      </w:r>
+      <w:proofErr w:type="spellStart"/>
+      <w:r>
+        <w:rPr>
+          <w:rFonts w:ascii="Times New Roman" w:hAnsi="Times New Roman" w:cs="Times New Roman"/>
+          <w:b/>
+          <w:bCs/>
+        </w:rPr>
+        <w:t>Дейкстры</w:t>
+      </w:r>
+      <w:proofErr w:type="spellEnd"/>
+    </w:p>
+    <w:p>
+      <w:pPr>
+        <w:jc w:val="both"/>
+        <w:rPr>
+          <w:rFonts w:ascii="Times New Roman" w:hAnsi="Times New Roman" w:cs="Times New Roman"/>
+        </w:rPr>
+      </w:pPr>
+      <w:r>
+        <w:rPr>
+          <w:rFonts w:ascii="Times New Roman" w:hAnsi="Times New Roman" w:cs="Times New Roman"/>
+        </w:rPr>
+        <w:t xml:space="preserve">Алгоритм </w:t>
+      </w:r>
+      <w:proofErr w:type="spellStart"/>
+      <w:r>
+        <w:rPr>
+          <w:rFonts w:ascii="Times New Roman" w:hAnsi="Times New Roman" w:cs="Times New Roman"/>
+        </w:rPr>
+        <w:t>Дейкстры</w:t>
+      </w:r>
+      <w:proofErr w:type="spellEnd"/>
+      <w:r>
+        <w:rPr>
+          <w:rFonts w:ascii="Times New Roman" w:hAnsi="Times New Roman" w:cs="Times New Roman"/>
+        </w:rPr>
+        <w:t xml:space="preserve"> решает задачу </w:t>
+      </w:r>
+      <w:r>
+        <w:rPr>
+          <w:rFonts w:ascii="Times New Roman" w:hAnsi="Times New Roman" w:cs="Times New Roman"/>
+          <w:b/>
+          <w:bCs/>
+        </w:rPr>
+        <w:t>нахождения кратчайших путей от одной заданной вершины-источника до всех остальных вершин графа</w:t>
+      </w:r>
+      <w:r>
+        <w:rPr>
+          <w:rFonts w:ascii="Times New Roman" w:hAnsi="Times New Roman" w:cs="Times New Roman"/>
+        </w:rPr>
+        <w:t>. Обязательное условие: все веса рёбер должны быть неотрицательными.</w:t>
+      </w:r>
+    </w:p>
+    <w:p>
+      <w:pPr>
+        <w:jc w:val="both"/>
+        <w:rPr>
+          <w:rFonts w:ascii="Times New Roman" w:hAnsi="Times New Roman" w:cs="Times New Roman"/>
+        </w:rPr>
+      </w:pPr>
+      <w:r>
+        <w:rPr>
+          <w:rFonts w:ascii="Times New Roman" w:hAnsi="Times New Roman" w:cs="Times New Roman"/>
+        </w:rPr>
+        <w:t>Идея алгоритма. Изначально расстояние до источника равно нулю, до всех остальных вершин — бесконечности. Алгоритм жадно выбирает необработанную вершину с наименьшим известным расстоянием и пытается улучшить расстояния до её соседей. Эта операция называется релаксацией ребра: если путь через текущую вершину оказывается короче уже известного пути до соседа, расстояние обновляется. Процесс повторяется, пока все вершины не будут обработаны.</w:t>
+      </w:r>
+    </w:p>
+    <w:p>
+      <w:pPr>
+        <w:jc w:val="both"/>
+        <w:rPr>
+          <w:rFonts w:ascii="Times New Roman" w:hAnsi="Times New Roman" w:cs="Times New Roman"/>
+        </w:rPr>
+      </w:pPr>
+      <w:r>
+        <w:rPr>
+          <w:rFonts w:ascii="Times New Roman" w:hAnsi="Times New Roman" w:cs="Times New Roman"/>
+        </w:rPr>
+        <w:t xml:space="preserve">Релаксация — ключевая операция алгоритма. Для ребра из вершины </w:t>
+      </w:r>
+      <w:r>
+        <w:rPr>
+          <w:rFonts w:ascii="Times New Roman" w:hAnsi="Times New Roman" w:cs="Times New Roman"/>
+          <w:lang w:val="en-US"/>
+        </w:rPr>
+        <w:t>u</w:t>
+      </w:r>
+      <w:r>
+        <w:rPr>
+          <w:rFonts w:ascii="Times New Roman" w:hAnsi="Times New Roman" w:cs="Times New Roman"/>
+        </w:rPr>
+        <w:t xml:space="preserve"> в вершину </w:t>
+      </w:r>
+      <w:r>
+        <w:rPr>
+          <w:rFonts w:ascii="Times New Roman" w:hAnsi="Times New Roman" w:cs="Times New Roman"/>
+          <w:lang w:val="en-US"/>
+        </w:rPr>
+        <w:t>v</w:t>
+      </w:r>
+      <w:r>
+        <w:rPr>
+          <w:rFonts w:ascii="Times New Roman" w:hAnsi="Times New Roman" w:cs="Times New Roman"/>
+        </w:rPr>
+        <w:t xml:space="preserve"> с весом </w:t>
+      </w:r>
+      <w:r>
+        <w:rPr>
+          <w:rFonts w:ascii="Times New Roman" w:hAnsi="Times New Roman" w:cs="Times New Roman"/>
+          <w:lang w:val="en-US"/>
+        </w:rPr>
+        <w:t>w</w:t>
+      </w:r>
+      <w:r>
+        <w:rPr>
+          <w:rFonts w:ascii="Times New Roman" w:hAnsi="Times New Roman" w:cs="Times New Roman"/>
+        </w:rPr>
+        <w:t xml:space="preserve"> проверяется условие: если сумма расстояния до </w:t>
+      </w:r>
+      <w:r>
+        <w:rPr>
+          <w:rFonts w:ascii="Times New Roman" w:hAnsi="Times New Roman" w:cs="Times New Roman"/>
+          <w:lang w:val="en-US"/>
+        </w:rPr>
+        <w:t>u</w:t>
+      </w:r>
+      <w:r>
+        <w:rPr>
+          <w:rFonts w:ascii="Times New Roman" w:hAnsi="Times New Roman" w:cs="Times New Roman"/>
+        </w:rPr>
+        <w:t xml:space="preserve"> и веса ребра меньше текущего расстояния до </w:t>
+      </w:r>
+      <w:r>
+        <w:rPr>
+          <w:rFonts w:ascii="Times New Roman" w:hAnsi="Times New Roman" w:cs="Times New Roman"/>
+          <w:lang w:val="en-US"/>
+        </w:rPr>
+        <w:t>v</w:t>
+      </w:r>
+      <w:r>
+        <w:rPr>
+          <w:rFonts w:ascii="Times New Roman" w:hAnsi="Times New Roman" w:cs="Times New Roman"/>
+        </w:rPr>
+        <w:t xml:space="preserve">, то расстояние до </w:t>
+      </w:r>
+      <w:r>
+        <w:rPr>
+          <w:rFonts w:ascii="Times New Roman" w:hAnsi="Times New Roman" w:cs="Times New Roman"/>
+          <w:lang w:val="en-US"/>
+        </w:rPr>
+        <w:t>v</w:t>
+      </w:r>
+      <w:r>
+        <w:rPr>
+          <w:rFonts w:ascii="Times New Roman" w:hAnsi="Times New Roman" w:cs="Times New Roman"/>
+        </w:rPr>
+        <w:t xml:space="preserve"> обновляется.</w:t>
+      </w:r>
+    </w:p>
+    <w:p>
+      <w:pPr>
+        <w:jc w:val="both"/>
+        <w:rPr>
+          <w:rFonts w:ascii="Times New Roman" w:hAnsi="Times New Roman" w:cs="Times New Roman"/>
+        </w:rPr>
+      </w:pPr>
+      <w:r>
+        <w:rPr>
+          <w:rFonts w:ascii="Times New Roman" w:hAnsi="Times New Roman" w:cs="Times New Roman"/>
+        </w:rPr>
+        <w:t>Приоритетная очередь используется для эффективного выбора вершины с минимальным расстоянием на каждом шаге. Это бинарная куча, которая позволяет извлекать минимум за логарифмическое время.</w:t>
+      </w:r>
+    </w:p>
+    <w:p>
+      <w:pPr>
+        <w:jc w:val="both"/>
+        <w:rPr>
+          <w:rFonts w:ascii="Times New Roman" w:hAnsi="Times New Roman" w:cs="Times New Roman"/>
+        </w:rPr>
+      </w:pPr>
+      <w:r>
+        <w:rPr>
+          <w:rFonts w:ascii="Times New Roman" w:hAnsi="Times New Roman" w:cs="Times New Roman"/>
+        </w:rPr>
+        <w:t>Почему алгоритм не работает с отрицательными весами. Жадная стратегия основана на том, что как только вершина извлечена из очереди с минимальным расстоянием, это расстояние является окончательным. Отрицательные рёбра могут нарушить это свойство: уже «закрытая» вершина могла бы получить меньшее расстояние через отрицательное ребро, которое ещё не было рассмотрено.</w:t>
+      </w:r>
+    </w:p>
+    <w:p>
+      <w:pPr>
+        <w:jc w:val="both"/>
+        <w:rPr>
+          <w:rFonts w:ascii="Times New Roman" w:hAnsi="Times New Roman" w:cs="Times New Roman"/>
+        </w:rPr>
+      </w:pPr>
+    </w:p>
+    <w:p>
+      <w:pPr>
+        <w:jc w:val="both"/>
+        <w:rPr>
+          <w:rFonts w:ascii="Times New Roman" w:hAnsi="Times New Roman" w:cs="Times New Roman"/>
+        </w:rPr>
+      </w:pPr>
+      <w:r>
+        <w:rPr>
+          <w:rFonts w:ascii="Times New Roman" w:hAnsi="Times New Roman" w:cs="Times New Roman"/>
+        </w:rPr>
+        <w:t xml:space="preserve">Помимо длин путей, алгоритм </w:t>
+      </w:r>
+      <w:proofErr w:type="spellStart"/>
+      <w:r>
+        <w:rPr>
+          <w:rFonts w:ascii="Times New Roman" w:hAnsi="Times New Roman" w:cs="Times New Roman"/>
+        </w:rPr>
+        <w:t>Дейкстры</w:t>
+      </w:r>
+      <w:proofErr w:type="spellEnd"/>
+      <w:r>
+        <w:rPr>
+          <w:rFonts w:ascii="Times New Roman" w:hAnsi="Times New Roman" w:cs="Times New Roman"/>
+        </w:rPr>
+        <w:t xml:space="preserve"> </w:t>
+      </w:r>
+      <w:r>
+        <w:rPr>
+          <w:rFonts w:ascii="Times New Roman" w:hAnsi="Times New Roman" w:cs="Times New Roman"/>
+          <w:b/>
+          <w:bCs/>
+        </w:rPr>
+        <w:t>позволяет восстановить сами пути.</w:t>
+      </w:r>
+      <w:r>
+        <w:rPr>
+          <w:rFonts w:ascii="Times New Roman" w:hAnsi="Times New Roman" w:cs="Times New Roman"/>
+        </w:rPr>
+        <w:t xml:space="preserve"> Для этого во время работы алгоритма для каждой вершины запоминается её предшественник — вершина, через которую был найден кратчайший путь. Чтобы восстановить путь до нужной вершины, нужно пройти по цепочке предшественников от конечной вершины обратно к источнику, а затем перевернуть полученный список.</w:t>
+      </w:r>
+    </w:p>
+    <w:p>
+      <w:pPr>
+        <w:jc w:val="both"/>
+        <w:rPr>
+          <w:rFonts w:ascii="Times New Roman" w:hAnsi="Times New Roman" w:cs="Times New Roman"/>
+        </w:rPr>
+      </w:pPr>
+    </w:p>
+    <w:p>
+      <w:pPr>
+        <w:jc w:val="both"/>
+        <w:rPr>
+          <w:rFonts w:ascii="Times New Roman" w:hAnsi="Times New Roman" w:cs="Times New Roman"/>
+          <w:b/>
+          <w:bCs/>
+        </w:rPr>
+      </w:pPr>
+      <w:r>
+        <w:rPr>
+          <w:rFonts w:ascii="Times New Roman" w:hAnsi="Times New Roman" w:cs="Times New Roman"/>
+          <w:b/>
+          <w:bCs/>
+        </w:rPr>
+        <w:t>Задача кратчайших путей между всеми парами вершин</w:t>
+      </w:r>
+    </w:p>
+    <w:p>
+      <w:pPr>
+        <w:jc w:val="both"/>
+        <w:rPr>
+          <w:rFonts w:ascii="Times New Roman" w:hAnsi="Times New Roman" w:cs="Times New Roman"/>
+        </w:rPr>
+      </w:pPr>
+      <w:r>
+        <w:rPr>
+          <w:rFonts w:ascii="Times New Roman" w:hAnsi="Times New Roman" w:cs="Times New Roman"/>
+        </w:rPr>
+        <w:t xml:space="preserve">В данной лабораторной требуется найти кратчайшие пути между всеми парами вершин. Это решается запуском алгоритма </w:t>
+      </w:r>
+      <w:proofErr w:type="spellStart"/>
+      <w:r>
+        <w:rPr>
+          <w:rFonts w:ascii="Times New Roman" w:hAnsi="Times New Roman" w:cs="Times New Roman"/>
+        </w:rPr>
+        <w:t>Дейкстры</w:t>
+      </w:r>
+      <w:proofErr w:type="spellEnd"/>
+      <w:r>
+        <w:rPr>
+          <w:rFonts w:ascii="Times New Roman" w:hAnsi="Times New Roman" w:cs="Times New Roman"/>
+        </w:rPr>
+        <w:t xml:space="preserve"> из каждой вершины графа по очереди. Если в графе </w:t>
+      </w:r>
+      <w:r>
+        <w:rPr>
+          <w:rFonts w:ascii="Times New Roman" w:hAnsi="Times New Roman" w:cs="Times New Roman"/>
+          <w:lang w:val="en-US"/>
+        </w:rPr>
+        <w:lastRenderedPageBreak/>
+        <w:t>n</w:t>
+      </w:r>
+      <w:r>
+        <w:rPr>
+          <w:rFonts w:ascii="Times New Roman" w:hAnsi="Times New Roman" w:cs="Times New Roman"/>
+        </w:rPr>
+        <w:t xml:space="preserve"> вершин, то алгоритм запускается </w:t>
+      </w:r>
+      <w:r>
+        <w:rPr>
+          <w:rFonts w:ascii="Times New Roman" w:hAnsi="Times New Roman" w:cs="Times New Roman"/>
+          <w:lang w:val="en-US"/>
+        </w:rPr>
+        <w:t>n</w:t>
+      </w:r>
+      <w:r>
+        <w:rPr>
+          <w:rFonts w:ascii="Times New Roman" w:hAnsi="Times New Roman" w:cs="Times New Roman"/>
+        </w:rPr>
+        <w:t xml:space="preserve"> раз, и итоговая сложность составляет </w:t>
+      </w:r>
+      <w:r>
+        <w:rPr>
+          <w:rFonts w:ascii="Times New Roman" w:hAnsi="Times New Roman" w:cs="Times New Roman"/>
+          <w:b/>
+          <w:bCs/>
+          <w:lang w:val="en-US"/>
+        </w:rPr>
         <w:t>O</w:t>
       </w:r>
       <w:r>
         <w:rPr>
           <w:rFonts w:ascii="Times New Roman" w:hAnsi="Times New Roman" w:cs="Times New Roman"/>
+          <w:b/>
+          <w:bCs/>
         </w:rPr>
         <w:t>(</w:t>
       </w:r>
       <w:r>
         <w:rPr>
           <w:rFonts w:ascii="Times New Roman" w:hAnsi="Times New Roman" w:cs="Times New Roman"/>
+          <w:b/>
+          <w:bCs/>
           <w:lang w:val="en-US"/>
         </w:rPr>
         <w:t>V</w:t>
@@ -1159,12 +1751,33 @@
       <w:r>
         <w:rPr>
           <w:rFonts w:ascii="Times New Roman" w:hAnsi="Times New Roman" w:cs="Times New Roman"/>
+          <w:b/>
+          <w:bCs/>
+        </w:rPr>
+        <w:t xml:space="preserve"> · (</w:t>
+      </w:r>
+      <w:r>
+        <w:rPr>
+          <w:rFonts w:ascii="Times New Roman" w:hAnsi="Times New Roman" w:cs="Times New Roman"/>
+          <w:b/>
+          <w:bCs/>
+          <w:lang w:val="en-US"/>
+        </w:rPr>
+        <w:t>V</w:t>
+      </w:r>
+      <w:r>
+        <w:rPr>
+          <w:rFonts w:ascii="Times New Roman" w:hAnsi="Times New Roman" w:cs="Times New Roman"/>
+          <w:b/>
+          <w:bCs/>
         </w:rPr>
         <w:t xml:space="preserve"> + </w:t>
       </w:r>
       <w:r>
         <w:rPr>
           <w:rFonts w:ascii="Times New Roman" w:hAnsi="Times New Roman" w:cs="Times New Roman"/>
+          <w:b/>
+          <w:bCs/>
           <w:lang w:val="en-US"/>
         </w:rPr>
         <w:t>E</w:t>
@@ -1172,678 +1785,205 @@
       <w:r>
         <w:rPr>
           <w:rFonts w:ascii="Times New Roman" w:hAnsi="Times New Roman" w:cs="Times New Roman"/>
-        </w:rPr>
-        <w:t xml:space="preserve">), где </w:t>
-      </w:r>
-      <w:r>
-        <w:rPr>
-          <w:rFonts w:ascii="Times New Roman" w:hAnsi="Times New Roman" w:cs="Times New Roman"/>
+          <w:b/>
+          <w:bCs/>
+        </w:rPr>
+        <w:t xml:space="preserve">) · </w:t>
+      </w:r>
+      <w:r>
+        <w:rPr>
+          <w:rFonts w:ascii="Times New Roman" w:hAnsi="Times New Roman" w:cs="Times New Roman"/>
+          <w:b/>
+          <w:bCs/>
           <w:lang w:val="en-US"/>
         </w:rPr>
-        <w:t>E</w:t>
-      </w:r>
-      <w:r>
-        <w:rPr>
-          <w:rFonts w:ascii="Times New Roman" w:hAnsi="Times New Roman" w:cs="Times New Roman"/>
-        </w:rPr>
-        <w:t xml:space="preserve"> — количество рёбер, что делает его значительно выгоднее для разреженных графов. Именно этот формат используется в алгоритме Дейкстры в данной работе.</w:t>
-      </w:r>
-    </w:p>
-    <w:p>
-      <w:pPr>
-        <w:jc w:val="both"/>
-        <w:rPr>
-          <w:rFonts w:ascii="Times New Roman" w:hAnsi="Times New Roman" w:cs="Times New Roman"/>
-        </w:rPr>
-      </w:pPr>
-    </w:p>
-    <w:p>
-      <w:pPr>
-        <w:jc w:val="both"/>
-        <w:rPr>
-          <w:rFonts w:ascii="Times New Roman" w:hAnsi="Times New Roman" w:cs="Times New Roman"/>
-        </w:rPr>
-      </w:pPr>
-      <w:r>
-        <w:rPr>
-          <w:rFonts w:ascii="Times New Roman" w:hAnsi="Times New Roman" w:cs="Times New Roman"/>
-          <w:b/>
-          <w:bCs/>
-        </w:rPr>
-        <w:t>Степень вершины</w:t>
-      </w:r>
-      <w:r>
-        <w:rPr>
-          <w:rFonts w:ascii="Times New Roman" w:hAnsi="Times New Roman" w:cs="Times New Roman"/>
-        </w:rPr>
-        <w:t xml:space="preserve"> — это количество рёбер, инцидентных данной вершине, то есть количество её непосредственных соседей. По условию задания каждая вершина обязана иметь минимальную степень в зависимости от размера графа: для 10 вершин — минимум 3, для 20 вершин — минимум 4, для 50 — минимум 10, для 100 — минимум 20.</w:t>
-      </w:r>
-    </w:p>
-    <w:p>
-      <w:pPr>
-        <w:jc w:val="both"/>
-        <w:rPr>
-          <w:rFonts w:ascii="Times New Roman" w:hAnsi="Times New Roman" w:cs="Times New Roman"/>
-        </w:rPr>
-      </w:pPr>
-      <w:r>
-        <w:rPr>
-          <w:rFonts w:ascii="Times New Roman" w:hAnsi="Times New Roman" w:cs="Times New Roman"/>
-        </w:rPr>
-        <w:t>Из теоремы о рукопожатиях следует, что сумма степеней всех вершин всегда равна удвоенному числу рёбер. Это означает, что сумма степеней обязана быть чётной числом, иначе такой граф построить невозможно.</w:t>
-      </w:r>
-    </w:p>
-    <w:p>
-      <w:pPr>
-        <w:jc w:val="both"/>
-        <w:rPr>
-          <w:rFonts w:ascii="Times New Roman" w:hAnsi="Times New Roman" w:cs="Times New Roman"/>
-        </w:rPr>
-      </w:pPr>
-    </w:p>
-    <w:p>
-      <w:pPr>
-        <w:jc w:val="both"/>
-        <w:rPr>
-          <w:rFonts w:ascii="Times New Roman" w:hAnsi="Times New Roman" w:cs="Times New Roman"/>
-          <w:b/>
-          <w:bCs/>
-        </w:rPr>
-      </w:pPr>
-      <w:r>
-        <w:rPr>
-          <w:rFonts w:ascii="Times New Roman" w:hAnsi="Times New Roman" w:cs="Times New Roman"/>
-          <w:b/>
-          <w:bCs/>
-        </w:rPr>
-        <w:t>Теорема Эрдёша–Галлаи</w:t>
-      </w:r>
-    </w:p>
-    <w:p>
-      <w:pPr>
-        <w:jc w:val="both"/>
-        <w:rPr>
-          <w:rFonts w:ascii="Times New Roman" w:hAnsi="Times New Roman" w:cs="Times New Roman"/>
-        </w:rPr>
-      </w:pPr>
-      <w:r>
-        <w:rPr>
-          <w:rFonts w:ascii="Times New Roman" w:hAnsi="Times New Roman" w:cs="Times New Roman"/>
-        </w:rPr>
-        <w:t>Т</w:t>
-      </w:r>
-      <w:r>
-        <w:rPr>
-          <w:rFonts w:ascii="Times New Roman" w:hAnsi="Times New Roman" w:cs="Times New Roman"/>
-        </w:rPr>
-        <w:t>еорема отвечает на вопрос: можно ли построить простой неориентированный граф с заданной последовательностью степеней вершин? Последовательность называется графичной, если такой граф существует.</w:t>
-      </w:r>
-    </w:p>
-    <w:p>
-      <w:pPr>
-        <w:jc w:val="both"/>
-        <w:rPr>
-          <w:rFonts w:ascii="Times New Roman" w:hAnsi="Times New Roman" w:cs="Times New Roman"/>
-        </w:rPr>
-      </w:pPr>
-      <w:r>
-        <w:rPr>
-          <w:rFonts w:ascii="Times New Roman" w:hAnsi="Times New Roman" w:cs="Times New Roman"/>
-        </w:rPr>
-        <w:t xml:space="preserve">Условия графичности: во-первых, сумма всех степеней должна быть чётной. Во-вторых, для каждого </w:t>
-      </w:r>
-      <w:r>
-        <w:rPr>
-          <w:rFonts w:ascii="Times New Roman" w:hAnsi="Times New Roman" w:cs="Times New Roman"/>
+        <w:t>log</w:t>
+      </w:r>
+      <w:r>
+        <w:rPr>
+          <w:rFonts w:ascii="Times New Roman" w:hAnsi="Times New Roman" w:cs="Times New Roman"/>
+          <w:b/>
+          <w:bCs/>
+        </w:rPr>
+        <w:t xml:space="preserve"> </w:t>
+      </w:r>
+      <w:r>
+        <w:rPr>
+          <w:rFonts w:ascii="Times New Roman" w:hAnsi="Times New Roman" w:cs="Times New Roman"/>
+          <w:b/>
+          <w:bCs/>
           <w:lang w:val="en-US"/>
         </w:rPr>
-        <w:t>k</w:t>
-      </w:r>
-      <w:r>
-        <w:rPr>
-          <w:rFonts w:ascii="Times New Roman" w:hAnsi="Times New Roman" w:cs="Times New Roman"/>
-        </w:rPr>
-        <w:t xml:space="preserve"> от 1 до </w:t>
+        <w:t>V</w:t>
+      </w:r>
+      <w:r>
+        <w:rPr>
+          <w:rFonts w:ascii="Times New Roman" w:hAnsi="Times New Roman" w:cs="Times New Roman"/>
+          <w:b/>
+          <w:bCs/>
+        </w:rPr>
+        <w:t>).</w:t>
+      </w:r>
+    </w:p>
+    <w:p>
+      <w:pPr>
+        <w:jc w:val="both"/>
+        <w:rPr>
+          <w:rFonts w:ascii="Times New Roman" w:hAnsi="Times New Roman" w:cs="Times New Roman"/>
+        </w:rPr>
+      </w:pPr>
+      <w:r>
+        <w:rPr>
+          <w:rFonts w:ascii="Times New Roman" w:hAnsi="Times New Roman" w:cs="Times New Roman"/>
+        </w:rPr>
+        <w:t>Альтернативным подходом является алгоритм Флойда–</w:t>
+      </w:r>
+      <w:proofErr w:type="spellStart"/>
+      <w:r>
+        <w:rPr>
+          <w:rFonts w:ascii="Times New Roman" w:hAnsi="Times New Roman" w:cs="Times New Roman"/>
+        </w:rPr>
+        <w:t>Уоршелла</w:t>
+      </w:r>
+      <w:proofErr w:type="spellEnd"/>
+      <w:r>
+        <w:rPr>
+          <w:rFonts w:ascii="Times New Roman" w:hAnsi="Times New Roman" w:cs="Times New Roman"/>
+        </w:rPr>
+        <w:t xml:space="preserve">, который решает ту же задачу за </w:t>
       </w:r>
       <w:r>
         <w:rPr>
           <w:rFonts w:ascii="Times New Roman" w:hAnsi="Times New Roman" w:cs="Times New Roman"/>
           <w:lang w:val="en-US"/>
         </w:rPr>
+        <w:t>O</w:t>
+      </w:r>
+      <w:r>
+        <w:rPr>
+          <w:rFonts w:ascii="Times New Roman" w:hAnsi="Times New Roman" w:cs="Times New Roman"/>
+        </w:rPr>
+        <w:t>(</w:t>
+      </w:r>
+      <w:r>
+        <w:rPr>
+          <w:rFonts w:ascii="Times New Roman" w:hAnsi="Times New Roman" w:cs="Times New Roman"/>
+          <w:lang w:val="en-US"/>
+        </w:rPr>
+        <w:t>V</w:t>
+      </w:r>
+      <w:r>
+        <w:rPr>
+          <w:rFonts w:ascii="Times New Roman" w:hAnsi="Times New Roman" w:cs="Times New Roman"/>
+        </w:rPr>
+        <w:t xml:space="preserve">³) и работает даже при отрицательных весах (но не при отрицательных циклах). Для небольших плотных графов он может быть сопоставим по скорости, но при больших </w:t>
+      </w:r>
+      <w:r>
+        <w:rPr>
+          <w:rFonts w:ascii="Times New Roman" w:hAnsi="Times New Roman" w:cs="Times New Roman"/>
+          <w:lang w:val="en-US"/>
+        </w:rPr>
         <w:t>n</w:t>
       </w:r>
       <w:r>
         <w:rPr>
           <w:rFonts w:ascii="Times New Roman" w:hAnsi="Times New Roman" w:cs="Times New Roman"/>
         </w:rPr>
-        <w:t xml:space="preserve"> должно выполняться неравенство, связывающее сумму </w:t>
+        <w:t xml:space="preserve"> алгоритм </w:t>
+      </w:r>
+      <w:proofErr w:type="spellStart"/>
+      <w:r>
+        <w:rPr>
+          <w:rFonts w:ascii="Times New Roman" w:hAnsi="Times New Roman" w:cs="Times New Roman"/>
+        </w:rPr>
+        <w:t>Дейкстры</w:t>
+      </w:r>
+      <w:proofErr w:type="spellEnd"/>
+      <w:r>
+        <w:rPr>
+          <w:rFonts w:ascii="Times New Roman" w:hAnsi="Times New Roman" w:cs="Times New Roman"/>
+        </w:rPr>
+        <w:t xml:space="preserve"> с кучей обычно эффективнее.</w:t>
+      </w:r>
+    </w:p>
+    <w:p>
+      <w:pPr>
+        <w:jc w:val="both"/>
+        <w:rPr>
+          <w:rFonts w:ascii="Times New Roman" w:hAnsi="Times New Roman" w:cs="Times New Roman"/>
+        </w:rPr>
+      </w:pPr>
+    </w:p>
+    <w:p>
+      <w:pPr>
+        <w:jc w:val="both"/>
+        <w:rPr>
+          <w:rFonts w:ascii="Times New Roman" w:hAnsi="Times New Roman" w:cs="Times New Roman"/>
+          <w:b/>
+          <w:bCs/>
+        </w:rPr>
+      </w:pPr>
+      <w:r>
+        <w:rPr>
+          <w:rFonts w:ascii="Times New Roman" w:hAnsi="Times New Roman" w:cs="Times New Roman"/>
+          <w:b/>
+          <w:bCs/>
+        </w:rPr>
+        <w:t>Проверка связности графа</w:t>
+      </w:r>
+    </w:p>
+    <w:p>
+      <w:pPr>
+        <w:jc w:val="both"/>
+        <w:rPr>
+          <w:rFonts w:ascii="Times New Roman" w:hAnsi="Times New Roman" w:cs="Times New Roman"/>
+        </w:rPr>
+      </w:pPr>
+      <w:r>
+        <w:rPr>
+          <w:rFonts w:ascii="Times New Roman" w:hAnsi="Times New Roman" w:cs="Times New Roman"/>
+        </w:rPr>
+        <w:t>Связность проверяется с помощью обхода графа в ширину (</w:t>
       </w:r>
       <w:r>
         <w:rPr>
           <w:rFonts w:ascii="Times New Roman" w:hAnsi="Times New Roman" w:cs="Times New Roman"/>
           <w:lang w:val="en-US"/>
         </w:rPr>
-        <w:t>k</w:t>
-      </w:r>
-      <w:r>
-        <w:rPr>
-          <w:rFonts w:ascii="Times New Roman" w:hAnsi="Times New Roman" w:cs="Times New Roman"/>
-        </w:rPr>
-        <w:t xml:space="preserve"> наибольших степеней с оставшимися. Если хотя бы одно условие нарушено, граф с такими степенями построить нельзя.</w:t>
-      </w:r>
-    </w:p>
-    <w:p>
-      <w:pPr>
-        <w:jc w:val="both"/>
-        <w:rPr>
-          <w:rFonts w:ascii="Times New Roman" w:hAnsi="Times New Roman" w:cs="Times New Roman"/>
-        </w:rPr>
-      </w:pPr>
-    </w:p>
-    <w:p>
-      <w:pPr>
-        <w:jc w:val="both"/>
-        <w:rPr>
-          <w:rFonts w:ascii="Times New Roman" w:hAnsi="Times New Roman" w:cs="Times New Roman"/>
-          <w:b/>
-          <w:bCs/>
-        </w:rPr>
-      </w:pPr>
-      <w:r>
-        <w:rPr>
-          <w:rFonts w:ascii="Times New Roman" w:hAnsi="Times New Roman" w:cs="Times New Roman"/>
-          <w:b/>
-          <w:bCs/>
-        </w:rPr>
-        <w:t>Алгоритм Дейкстры</w:t>
-      </w:r>
-    </w:p>
-    <w:p>
-      <w:pPr>
-        <w:jc w:val="both"/>
-        <w:rPr>
-          <w:rFonts w:ascii="Times New Roman" w:hAnsi="Times New Roman" w:cs="Times New Roman"/>
-        </w:rPr>
-      </w:pPr>
-      <w:r>
-        <w:rPr>
-          <w:rFonts w:ascii="Times New Roman" w:hAnsi="Times New Roman" w:cs="Times New Roman"/>
-        </w:rPr>
-        <w:t xml:space="preserve">Алгоритм Дейкстры решает задачу </w:t>
-      </w:r>
-      <w:r>
-        <w:rPr>
-          <w:rFonts w:ascii="Times New Roman" w:hAnsi="Times New Roman" w:cs="Times New Roman"/>
-          <w:b/>
-          <w:bCs/>
-        </w:rPr>
-        <w:t>нахождения кратчайших путей от одной заданной вершины-источника до всех остальных вершин графа</w:t>
-      </w:r>
-      <w:r>
-        <w:rPr>
-          <w:rFonts w:ascii="Times New Roman" w:hAnsi="Times New Roman" w:cs="Times New Roman"/>
-        </w:rPr>
-        <w:t>. Обязательное условие: все веса рёбер должны быть неотрицательными.</w:t>
-      </w:r>
-    </w:p>
-    <w:p>
-      <w:pPr>
-        <w:jc w:val="both"/>
-        <w:rPr>
-          <w:rFonts w:ascii="Times New Roman" w:hAnsi="Times New Roman" w:cs="Times New Roman"/>
-        </w:rPr>
-      </w:pPr>
-      <w:r>
-        <w:rPr>
-          <w:rFonts w:ascii="Times New Roman" w:hAnsi="Times New Roman" w:cs="Times New Roman"/>
-        </w:rPr>
-        <w:t>Идея алгоритма. Изначально расстояние до источника равно нулю, до всех остальных вершин — бесконечности. Алгоритм жадно выбирает необработанную вершину с наименьшим известным расстоянием и пытается улучшить расстояния до её соседей. Эта операция называется релаксацией ребра: если путь через текущую вершину оказывается короче уже известного пути до соседа, расстояние обновляется. Процесс повторяется, пока все вершины не будут обработаны.</w:t>
-      </w:r>
-    </w:p>
-    <w:p>
-      <w:pPr>
-        <w:jc w:val="both"/>
-        <w:rPr>
-          <w:rFonts w:ascii="Times New Roman" w:hAnsi="Times New Roman" w:cs="Times New Roman"/>
-        </w:rPr>
-      </w:pPr>
-      <w:r>
-        <w:rPr>
-          <w:rFonts w:ascii="Times New Roman" w:hAnsi="Times New Roman" w:cs="Times New Roman"/>
-        </w:rPr>
-        <w:t xml:space="preserve">Релаксация — ключевая операция алгоритма. Для ребра из вершины </w:t>
+        <w:t>BFS</w:t>
+      </w:r>
+      <w:r>
+        <w:rPr>
+          <w:rFonts w:ascii="Times New Roman" w:hAnsi="Times New Roman" w:cs="Times New Roman"/>
+        </w:rPr>
+        <w:t>) или в глубину (</w:t>
       </w:r>
       <w:r>
         <w:rPr>
           <w:rFonts w:ascii="Times New Roman" w:hAnsi="Times New Roman" w:cs="Times New Roman"/>
           <w:lang w:val="en-US"/>
         </w:rPr>
-        <w:t>u</w:t>
-      </w:r>
-      <w:r>
-        <w:rPr>
-          <w:rFonts w:ascii="Times New Roman" w:hAnsi="Times New Roman" w:cs="Times New Roman"/>
-        </w:rPr>
-        <w:t xml:space="preserve"> в вершину </w:t>
-      </w:r>
-      <w:r>
-        <w:rPr>
-          <w:rFonts w:ascii="Times New Roman" w:hAnsi="Times New Roman" w:cs="Times New Roman"/>
-          <w:lang w:val="en-US"/>
-        </w:rPr>
-        <w:t>v</w:t>
-      </w:r>
-      <w:r>
-        <w:rPr>
-          <w:rFonts w:ascii="Times New Roman" w:hAnsi="Times New Roman" w:cs="Times New Roman"/>
-        </w:rPr>
-        <w:t xml:space="preserve"> с весом </w:t>
-      </w:r>
-      <w:r>
-        <w:rPr>
-          <w:rFonts w:ascii="Times New Roman" w:hAnsi="Times New Roman" w:cs="Times New Roman"/>
-          <w:lang w:val="en-US"/>
-        </w:rPr>
-        <w:t>w</w:t>
-      </w:r>
-      <w:r>
-        <w:rPr>
-          <w:rFonts w:ascii="Times New Roman" w:hAnsi="Times New Roman" w:cs="Times New Roman"/>
-        </w:rPr>
-        <w:t xml:space="preserve"> проверяется условие: если сумма расстояния до </w:t>
-      </w:r>
-      <w:r>
-        <w:rPr>
-          <w:rFonts w:ascii="Times New Roman" w:hAnsi="Times New Roman" w:cs="Times New Roman"/>
-          <w:lang w:val="en-US"/>
-        </w:rPr>
-        <w:t>u</w:t>
-      </w:r>
-      <w:r>
-        <w:rPr>
-          <w:rFonts w:ascii="Times New Roman" w:hAnsi="Times New Roman" w:cs="Times New Roman"/>
-        </w:rPr>
-        <w:t xml:space="preserve"> и веса ребра меньше текущего расстояния до </w:t>
-      </w:r>
-      <w:r>
-        <w:rPr>
-          <w:rFonts w:ascii="Times New Roman" w:hAnsi="Times New Roman" w:cs="Times New Roman"/>
-          <w:lang w:val="en-US"/>
-        </w:rPr>
-        <w:t>v</w:t>
-      </w:r>
-      <w:r>
-        <w:rPr>
-          <w:rFonts w:ascii="Times New Roman" w:hAnsi="Times New Roman" w:cs="Times New Roman"/>
-        </w:rPr>
-        <w:t xml:space="preserve">, то расстояние до </w:t>
-      </w:r>
-      <w:r>
-        <w:rPr>
-          <w:rFonts w:ascii="Times New Roman" w:hAnsi="Times New Roman" w:cs="Times New Roman"/>
-          <w:lang w:val="en-US"/>
-        </w:rPr>
-        <w:t>v</w:t>
-      </w:r>
-      <w:r>
-        <w:rPr>
-          <w:rFonts w:ascii="Times New Roman" w:hAnsi="Times New Roman" w:cs="Times New Roman"/>
-        </w:rPr>
-        <w:t xml:space="preserve"> обновляется.</w:t>
-      </w:r>
-    </w:p>
-    <w:p>
-      <w:pPr>
-        <w:jc w:val="both"/>
-        <w:rPr>
-          <w:rFonts w:ascii="Times New Roman" w:hAnsi="Times New Roman" w:cs="Times New Roman"/>
-        </w:rPr>
-      </w:pPr>
-      <w:r>
-        <w:rPr>
-          <w:rFonts w:ascii="Times New Roman" w:hAnsi="Times New Roman" w:cs="Times New Roman"/>
-        </w:rPr>
-        <w:t>Приоритетная очередь используется для эффективного выбора вершины с минимальным расстоянием на каждом шаге. Это бинарная куча, которая позволяет извлекать минимум за логарифмическое время.</w:t>
-      </w:r>
-    </w:p>
-    <w:p>
-      <w:pPr>
-        <w:jc w:val="both"/>
-        <w:rPr>
-          <w:rFonts w:ascii="Times New Roman" w:hAnsi="Times New Roman" w:cs="Times New Roman"/>
-        </w:rPr>
-      </w:pPr>
-      <w:r>
-        <w:rPr>
-          <w:rFonts w:ascii="Times New Roman" w:hAnsi="Times New Roman" w:cs="Times New Roman"/>
-        </w:rPr>
-        <w:t>Почему алгоритм не работает с отрицательными весами. Жадная стратегия основана на том, что как только вершина извлечена из очереди с минимальным расстоянием, это расстояние является окончательным. Отрицательные рёбра могут нарушить это свойство: уже «закрытая» вершина могла бы получить меньшее расстояние через отрицательное ребро, которое ещё не было рассмотрено.</w:t>
-      </w:r>
-    </w:p>
-    <w:p>
-      <w:pPr>
-        <w:jc w:val="both"/>
-        <w:rPr>
-          <w:rFonts w:ascii="Times New Roman" w:hAnsi="Times New Roman" w:cs="Times New Roman"/>
-        </w:rPr>
-      </w:pPr>
-    </w:p>
-    <w:p>
-      <w:pPr>
-        <w:jc w:val="both"/>
-        <w:rPr>
-          <w:rFonts w:ascii="Times New Roman" w:hAnsi="Times New Roman" w:cs="Times New Roman"/>
-        </w:rPr>
-      </w:pPr>
-      <w:r>
-        <w:rPr>
-          <w:rFonts w:ascii="Times New Roman" w:hAnsi="Times New Roman" w:cs="Times New Roman"/>
-        </w:rPr>
-        <w:t xml:space="preserve">Помимо длин путей, алгоритм Дейкстры </w:t>
-      </w:r>
-      <w:r>
-        <w:rPr>
-          <w:rFonts w:ascii="Times New Roman" w:hAnsi="Times New Roman" w:cs="Times New Roman"/>
-          <w:b/>
-          <w:bCs/>
-        </w:rPr>
-        <w:t>позволяет восстановить сами пути.</w:t>
-      </w:r>
-      <w:r>
-        <w:rPr>
-          <w:rFonts w:ascii="Times New Roman" w:hAnsi="Times New Roman" w:cs="Times New Roman"/>
-        </w:rPr>
-        <w:t xml:space="preserve"> Для этого во время работы алгоритма для каждой вершины запоминается её предшественник — вершина, через которую был найден кратчайший путь. Чтобы восстановить путь до нужной вершины, нужно пройти по цепочке предшественников от конечной вершины обратно к источнику, а затем перевернуть полученный список.</w:t>
-      </w:r>
-    </w:p>
-    <w:p>
-      <w:pPr>
-        <w:jc w:val="both"/>
-        <w:rPr>
-          <w:rFonts w:ascii="Times New Roman" w:hAnsi="Times New Roman" w:cs="Times New Roman"/>
-        </w:rPr>
-      </w:pPr>
-    </w:p>
-    <w:p>
-      <w:pPr>
-        <w:jc w:val="both"/>
-        <w:rPr>
-          <w:rFonts w:ascii="Times New Roman" w:hAnsi="Times New Roman" w:cs="Times New Roman"/>
-          <w:b/>
-          <w:bCs/>
-        </w:rPr>
-      </w:pPr>
-      <w:r>
-        <w:rPr>
-          <w:rFonts w:ascii="Times New Roman" w:hAnsi="Times New Roman" w:cs="Times New Roman"/>
-          <w:b/>
-          <w:bCs/>
-        </w:rPr>
-        <w:t>Задача кратчайших путей между всеми парами вершин</w:t>
-      </w:r>
-    </w:p>
-    <w:p>
-      <w:pPr>
-        <w:jc w:val="both"/>
-        <w:rPr>
-          <w:rFonts w:ascii="Times New Roman" w:hAnsi="Times New Roman" w:cs="Times New Roman"/>
-        </w:rPr>
-      </w:pPr>
-      <w:r>
-        <w:rPr>
-          <w:rFonts w:ascii="Times New Roman" w:hAnsi="Times New Roman" w:cs="Times New Roman"/>
-        </w:rPr>
-        <w:lastRenderedPageBreak/>
-        <w:t xml:space="preserve">В данной лабораторной требуется найти кратчайшие пути между всеми парами вершин. Это решается запуском алгоритма Дейкстры из каждой вершины графа по очереди. Если в графе </w:t>
-      </w:r>
-      <w:r>
-        <w:rPr>
-          <w:rFonts w:ascii="Times New Roman" w:hAnsi="Times New Roman" w:cs="Times New Roman"/>
-          <w:lang w:val="en-US"/>
-        </w:rPr>
-        <w:t>n</w:t>
-      </w:r>
-      <w:r>
-        <w:rPr>
-          <w:rFonts w:ascii="Times New Roman" w:hAnsi="Times New Roman" w:cs="Times New Roman"/>
-        </w:rPr>
-        <w:t xml:space="preserve"> вершин, то алгоритм запускается </w:t>
-      </w:r>
-      <w:r>
-        <w:rPr>
-          <w:rFonts w:ascii="Times New Roman" w:hAnsi="Times New Roman" w:cs="Times New Roman"/>
-          <w:lang w:val="en-US"/>
-        </w:rPr>
-        <w:t>n</w:t>
-      </w:r>
-      <w:r>
-        <w:rPr>
-          <w:rFonts w:ascii="Times New Roman" w:hAnsi="Times New Roman" w:cs="Times New Roman"/>
-        </w:rPr>
-        <w:t xml:space="preserve"> раз, и итоговая сложность составляет </w:t>
-      </w:r>
-      <w:r>
-        <w:rPr>
-          <w:rFonts w:ascii="Times New Roman" w:hAnsi="Times New Roman" w:cs="Times New Roman"/>
-          <w:b/>
-          <w:bCs/>
-          <w:lang w:val="en-US"/>
-        </w:rPr>
-        <w:t>O</w:t>
-      </w:r>
-      <w:r>
-        <w:rPr>
-          <w:rFonts w:ascii="Times New Roman" w:hAnsi="Times New Roman" w:cs="Times New Roman"/>
-          <w:b/>
-          <w:bCs/>
-        </w:rPr>
-        <w:t>(</w:t>
-      </w:r>
-      <w:r>
-        <w:rPr>
-          <w:rFonts w:ascii="Times New Roman" w:hAnsi="Times New Roman" w:cs="Times New Roman"/>
-          <w:b/>
-          <w:bCs/>
-          <w:lang w:val="en-US"/>
-        </w:rPr>
-        <w:t>V</w:t>
-      </w:r>
-      <w:r>
-        <w:rPr>
-          <w:rFonts w:ascii="Times New Roman" w:hAnsi="Times New Roman" w:cs="Times New Roman"/>
-          <w:b/>
-          <w:bCs/>
-        </w:rPr>
-        <w:t xml:space="preserve"> · (</w:t>
-      </w:r>
-      <w:r>
-        <w:rPr>
-          <w:rFonts w:ascii="Times New Roman" w:hAnsi="Times New Roman" w:cs="Times New Roman"/>
-          <w:b/>
-          <w:bCs/>
-          <w:lang w:val="en-US"/>
-        </w:rPr>
-        <w:t>V</w:t>
-      </w:r>
-      <w:r>
-        <w:rPr>
-          <w:rFonts w:ascii="Times New Roman" w:hAnsi="Times New Roman" w:cs="Times New Roman"/>
-          <w:b/>
-          <w:bCs/>
-        </w:rPr>
-        <w:t xml:space="preserve"> + </w:t>
-      </w:r>
-      <w:r>
-        <w:rPr>
-          <w:rFonts w:ascii="Times New Roman" w:hAnsi="Times New Roman" w:cs="Times New Roman"/>
-          <w:b/>
-          <w:bCs/>
-          <w:lang w:val="en-US"/>
-        </w:rPr>
-        <w:t>E</w:t>
-      </w:r>
-      <w:r>
-        <w:rPr>
-          <w:rFonts w:ascii="Times New Roman" w:hAnsi="Times New Roman" w:cs="Times New Roman"/>
-          <w:b/>
-          <w:bCs/>
-        </w:rPr>
-        <w:t xml:space="preserve">) · </w:t>
-      </w:r>
-      <w:r>
-        <w:rPr>
-          <w:rFonts w:ascii="Times New Roman" w:hAnsi="Times New Roman" w:cs="Times New Roman"/>
-          <w:b/>
-          <w:bCs/>
-          <w:lang w:val="en-US"/>
-        </w:rPr>
-        <w:t>log</w:t>
-      </w:r>
-      <w:r>
-        <w:rPr>
-          <w:rFonts w:ascii="Times New Roman" w:hAnsi="Times New Roman" w:cs="Times New Roman"/>
-          <w:b/>
-          <w:bCs/>
-        </w:rPr>
-        <w:t xml:space="preserve"> </w:t>
-      </w:r>
-      <w:r>
-        <w:rPr>
-          <w:rFonts w:ascii="Times New Roman" w:hAnsi="Times New Roman" w:cs="Times New Roman"/>
-          <w:b/>
-          <w:bCs/>
-          <w:lang w:val="en-US"/>
-        </w:rPr>
-        <w:t>V</w:t>
-      </w:r>
-      <w:r>
-        <w:rPr>
-          <w:rFonts w:ascii="Times New Roman" w:hAnsi="Times New Roman" w:cs="Times New Roman"/>
-          <w:b/>
-          <w:bCs/>
-        </w:rPr>
-        <w:t>).</w:t>
-      </w:r>
-    </w:p>
-    <w:p>
-      <w:pPr>
-        <w:jc w:val="both"/>
-        <w:rPr>
-          <w:rFonts w:ascii="Times New Roman" w:hAnsi="Times New Roman" w:cs="Times New Roman"/>
-        </w:rPr>
-      </w:pPr>
-      <w:r>
-        <w:rPr>
-          <w:rFonts w:ascii="Times New Roman" w:hAnsi="Times New Roman" w:cs="Times New Roman"/>
-        </w:rPr>
-        <w:t xml:space="preserve">Альтернативным подходом является алгоритм Флойда–Уоршелла, который решает ту же задачу за </w:t>
-      </w:r>
-      <w:r>
-        <w:rPr>
-          <w:rFonts w:ascii="Times New Roman" w:hAnsi="Times New Roman" w:cs="Times New Roman"/>
-          <w:lang w:val="en-US"/>
-        </w:rPr>
-        <w:t>O</w:t>
-      </w:r>
-      <w:r>
-        <w:rPr>
-          <w:rFonts w:ascii="Times New Roman" w:hAnsi="Times New Roman" w:cs="Times New Roman"/>
-        </w:rPr>
-        <w:t>(</w:t>
-      </w:r>
-      <w:r>
-        <w:rPr>
-          <w:rFonts w:ascii="Times New Roman" w:hAnsi="Times New Roman" w:cs="Times New Roman"/>
-          <w:lang w:val="en-US"/>
-        </w:rPr>
-        <w:t>V</w:t>
-      </w:r>
-      <w:r>
-        <w:rPr>
-          <w:rFonts w:ascii="Times New Roman" w:hAnsi="Times New Roman" w:cs="Times New Roman"/>
-        </w:rPr>
-        <w:t xml:space="preserve">³) и работает даже при отрицательных весах (но не при отрицательных циклах). Для небольших плотных графов он может быть сопоставим по скорости, но при больших </w:t>
-      </w:r>
-      <w:r>
-        <w:rPr>
-          <w:rFonts w:ascii="Times New Roman" w:hAnsi="Times New Roman" w:cs="Times New Roman"/>
-          <w:lang w:val="en-US"/>
-        </w:rPr>
-        <w:t>n</w:t>
-      </w:r>
-      <w:r>
-        <w:rPr>
-          <w:rFonts w:ascii="Times New Roman" w:hAnsi="Times New Roman" w:cs="Times New Roman"/>
-        </w:rPr>
-        <w:t xml:space="preserve"> алгоритм Дейкстры с кучей обычно эффективнее.</w:t>
-      </w:r>
-    </w:p>
-    <w:p>
-      <w:pPr>
-        <w:jc w:val="both"/>
-        <w:rPr>
-          <w:rFonts w:ascii="Times New Roman" w:hAnsi="Times New Roman" w:cs="Times New Roman"/>
-        </w:rPr>
-      </w:pPr>
-    </w:p>
-    <w:p>
-      <w:pPr>
-        <w:jc w:val="both"/>
-        <w:rPr>
-          <w:rFonts w:ascii="Times New Roman" w:hAnsi="Times New Roman" w:cs="Times New Roman"/>
-          <w:b/>
-          <w:bCs/>
-          <w:lang w:val="en-US"/>
-        </w:rPr>
-      </w:pPr>
-      <w:r>
-        <w:rPr>
-          <w:rFonts w:ascii="Times New Roman" w:hAnsi="Times New Roman" w:cs="Times New Roman"/>
-          <w:b/>
-          <w:bCs/>
-          <w:lang w:val="en-US"/>
-        </w:rPr>
-        <w:t>Проверка связности графа</w:t>
-      </w:r>
-    </w:p>
-    <w:p>
-      <w:pPr>
-        <w:jc w:val="both"/>
-        <w:rPr>
-          <w:rFonts w:ascii="Times New Roman" w:hAnsi="Times New Roman" w:cs="Times New Roman"/>
-        </w:rPr>
-      </w:pPr>
-      <w:r>
-        <w:rPr>
-          <w:rFonts w:ascii="Times New Roman" w:hAnsi="Times New Roman" w:cs="Times New Roman"/>
-        </w:rPr>
-        <w:t>Связность проверяется с помощью обхода графа в ширину (</w:t>
-      </w:r>
-      <w:r>
-        <w:rPr>
-          <w:rFonts w:ascii="Times New Roman" w:hAnsi="Times New Roman" w:cs="Times New Roman"/>
-          <w:lang w:val="en-US"/>
-        </w:rPr>
-        <w:t>BFS</w:t>
-      </w:r>
-      <w:r>
-        <w:rPr>
-          <w:rFonts w:ascii="Times New Roman" w:hAnsi="Times New Roman" w:cs="Times New Roman"/>
-        </w:rPr>
-        <w:t>) или в глубину (</w:t>
-      </w:r>
-      <w:r>
-        <w:rPr>
-          <w:rFonts w:ascii="Times New Roman" w:hAnsi="Times New Roman" w:cs="Times New Roman"/>
-          <w:lang w:val="en-US"/>
-        </w:rPr>
         <w:t>DFS</w:t>
       </w:r>
       <w:r>
         <w:rPr>
           <w:rFonts w:ascii="Times New Roman" w:hAnsi="Times New Roman" w:cs="Times New Roman"/>
         </w:rPr>
-        <w:t>) от произвольной вершины. Если после завершения обхода все вершины оказались посещёнными, граф связен. Если хотя бы одна вершина недостижима, граф несвязен. В генераторе данной лабораторной работы связность обеспечивается тем, что сначала строится случайное остовное дерево, покрывающее все вершины, а уже потом добавляются дополнительные рёбра.</w:t>
+        <w:t xml:space="preserve">) от произвольной вершины. Если после завершения обхода все вершины оказались посещёнными, граф связен. Если хотя бы одна вершина недостижима, граф несвязен. В генераторе данной лабораторной работы связность обеспечивается тем, что сначала строится случайное </w:t>
+      </w:r>
+      <w:proofErr w:type="spellStart"/>
+      <w:r>
+        <w:rPr>
+          <w:rFonts w:ascii="Times New Roman" w:hAnsi="Times New Roman" w:cs="Times New Roman"/>
+        </w:rPr>
+        <w:t>остовное</w:t>
+      </w:r>
+      <w:proofErr w:type="spellEnd"/>
+      <w:r>
+        <w:rPr>
+          <w:rFonts w:ascii="Times New Roman" w:hAnsi="Times New Roman" w:cs="Times New Roman"/>
+        </w:rPr>
+        <w:t xml:space="preserve"> дерево, покрывающее все вершины, а уже потом добавляются дополнительные рёбра.</w:t>
       </w:r>
       <w:r>
         <w:rPr>
@@ -1917,7 +2057,21 @@
         <w:rPr>
           <w:rFonts w:ascii="Times New Roman" w:hAnsi="Times New Roman" w:cs="Times New Roman"/>
         </w:rPr>
-        <w:t>Граф хранится в двух видах. Первый — список рёбер в классе WeightedGraph: каждое ребро</w:t>
+        <w:t xml:space="preserve">Граф хранится в двух видах. Первый — список рёбер в классе </w:t>
+      </w:r>
+      <w:proofErr w:type="spellStart"/>
+      <w:r>
+        <w:rPr>
+          <w:rFonts w:ascii="Times New Roman" w:hAnsi="Times New Roman" w:cs="Times New Roman"/>
+        </w:rPr>
+        <w:t>WeightedGraph</w:t>
+      </w:r>
+      <w:proofErr w:type="spellEnd"/>
+      <w:r>
+        <w:rPr>
+          <w:rFonts w:ascii="Times New Roman" w:hAnsi="Times New Roman" w:cs="Times New Roman"/>
+        </w:rPr>
+        <w:t>: каждое ребро</w:t>
       </w:r>
       <w:r>
         <w:rPr>
@@ -1950,6 +2104,9 @@
         </w:rPr>
       </w:pPr>
       <w:r>
+        <w:rPr>
+          <w:noProof/>
+        </w:rPr>
         <w:drawing>
           <wp:inline distT="0" distB="0" distL="0" distR="0" wp14:anchorId="666DE747" wp14:editId="796C1C7A">
             <wp:extent cx="5940425" cy="3347085"/>
@@ -2001,12 +2158,14 @@
         </w:rPr>
         <w:t xml:space="preserve">Рис.1. Класс </w:t>
       </w:r>
+      <w:proofErr w:type="spellStart"/>
       <w:r>
         <w:rPr>
           <w:rFonts w:ascii="Times New Roman" w:hAnsi="Times New Roman" w:cs="Times New Roman"/>
         </w:rPr>
         <w:t>WeightedGraph</w:t>
       </w:r>
+      <w:proofErr w:type="spellEnd"/>
     </w:p>
     <w:p>
       <w:pPr>
@@ -2055,6 +2214,7 @@
       <w:r>
         <w:rPr>
           <w:rFonts w:ascii="Times New Roman" w:hAnsi="Times New Roman" w:cs="Times New Roman"/>
+          <w:noProof/>
         </w:rPr>
         <w:drawing>
           <wp:inline distT="0" distB="0" distL="0" distR="0" wp14:anchorId="74DC6921" wp14:editId="159977D2">
@@ -2105,57 +2265,39 @@
         <w:rPr>
           <w:rFonts w:ascii="Times New Roman" w:hAnsi="Times New Roman" w:cs="Times New Roman"/>
         </w:rPr>
-        <w:lastRenderedPageBreak/>
-        <w:t>Рис.</w:t>
-      </w:r>
-      <w:r>
-        <w:rPr>
-          <w:rFonts w:ascii="Times New Roman" w:hAnsi="Times New Roman" w:cs="Times New Roman"/>
-        </w:rPr>
-        <w:t>2</w:t>
-      </w:r>
-      <w:r>
-        <w:rPr>
-          <w:rFonts w:ascii="Times New Roman" w:hAnsi="Times New Roman" w:cs="Times New Roman"/>
-        </w:rPr>
-        <w:t xml:space="preserve">. </w:t>
-      </w:r>
-      <w:r>
-        <w:rPr>
-          <w:rFonts w:ascii="Times New Roman" w:hAnsi="Times New Roman" w:cs="Times New Roman"/>
-        </w:rPr>
-        <w:t>Матрица смежности</w:t>
-      </w:r>
-    </w:p>
-    <w:p>
-      <w:pPr>
-        <w:ind w:left="360"/>
-        <w:jc w:val="both"/>
-        <w:rPr>
-          <w:rFonts w:ascii="Times New Roman" w:hAnsi="Times New Roman" w:cs="Times New Roman"/>
-        </w:rPr>
-      </w:pPr>
-    </w:p>
-    <w:p>
-      <w:pPr>
-        <w:ind w:left="360"/>
-        <w:jc w:val="both"/>
-        <w:rPr>
-          <w:rFonts w:ascii="Times New Roman" w:hAnsi="Times New Roman" w:cs="Times New Roman"/>
-        </w:rPr>
-      </w:pPr>
-    </w:p>
-    <w:p>
-      <w:pPr>
-        <w:ind w:left="360"/>
-        <w:jc w:val="both"/>
-        <w:rPr>
-          <w:rFonts w:ascii="Times New Roman" w:hAnsi="Times New Roman" w:cs="Times New Roman"/>
-        </w:rPr>
-      </w:pPr>
-      <w:r>
-        <w:rPr>
-          <w:rFonts w:ascii="Times New Roman" w:hAnsi="Times New Roman" w:cs="Times New Roman"/>
+        <w:t>Рис.2. Матрица смежности</w:t>
+      </w:r>
+    </w:p>
+    <w:p>
+      <w:pPr>
+        <w:ind w:left="360"/>
+        <w:jc w:val="both"/>
+        <w:rPr>
+          <w:rFonts w:ascii="Times New Roman" w:hAnsi="Times New Roman" w:cs="Times New Roman"/>
+        </w:rPr>
+      </w:pPr>
+    </w:p>
+    <w:p>
+      <w:pPr>
+        <w:ind w:left="360"/>
+        <w:jc w:val="both"/>
+        <w:rPr>
+          <w:rFonts w:ascii="Times New Roman" w:hAnsi="Times New Roman" w:cs="Times New Roman"/>
+        </w:rPr>
+      </w:pPr>
+    </w:p>
+    <w:p>
+      <w:pPr>
+        <w:ind w:left="360"/>
+        <w:jc w:val="both"/>
+        <w:rPr>
+          <w:rFonts w:ascii="Times New Roman" w:hAnsi="Times New Roman" w:cs="Times New Roman"/>
+        </w:rPr>
+      </w:pPr>
+      <w:r>
+        <w:rPr>
+          <w:rFonts w:ascii="Times New Roman" w:hAnsi="Times New Roman" w:cs="Times New Roman"/>
+          <w:noProof/>
         </w:rPr>
         <w:drawing>
           <wp:inline distT="0" distB="0" distL="0" distR="0" wp14:anchorId="197D164F" wp14:editId="6ECD9270">
@@ -2206,59 +2348,53 @@
         <w:rPr>
           <w:rFonts w:ascii="Times New Roman" w:hAnsi="Times New Roman" w:cs="Times New Roman"/>
         </w:rPr>
-        <w:t>Рис.</w:t>
-      </w:r>
-      <w:r>
-        <w:rPr>
-          <w:rFonts w:ascii="Times New Roman" w:hAnsi="Times New Roman" w:cs="Times New Roman"/>
-        </w:rPr>
-        <w:t>3</w:t>
-      </w:r>
-      <w:r>
-        <w:rPr>
-          <w:rFonts w:ascii="Times New Roman" w:hAnsi="Times New Roman" w:cs="Times New Roman"/>
-        </w:rPr>
-        <w:t xml:space="preserve">. </w:t>
-      </w:r>
-      <w:r>
-        <w:rPr>
-          <w:rFonts w:ascii="Times New Roman" w:hAnsi="Times New Roman" w:cs="Times New Roman"/>
-        </w:rPr>
-        <w:t>Список</w:t>
-      </w:r>
-      <w:r>
-        <w:rPr>
-          <w:rFonts w:ascii="Times New Roman" w:hAnsi="Times New Roman" w:cs="Times New Roman"/>
-        </w:rPr>
-        <w:t xml:space="preserve"> смежности</w:t>
-      </w:r>
-    </w:p>
-    <w:p>
-      <w:pPr>
-        <w:ind w:left="360"/>
-        <w:jc w:val="both"/>
-        <w:rPr>
-          <w:rFonts w:ascii="Times New Roman" w:hAnsi="Times New Roman" w:cs="Times New Roman"/>
-        </w:rPr>
-      </w:pPr>
-    </w:p>
-    <w:p>
-      <w:pPr>
-        <w:ind w:left="360"/>
-        <w:jc w:val="both"/>
-        <w:rPr>
-          <w:rFonts w:ascii="Times New Roman" w:hAnsi="Times New Roman" w:cs="Times New Roman"/>
-          <w:b/>
-          <w:bCs/>
-        </w:rPr>
-      </w:pPr>
-      <w:r>
-        <w:rPr>
-          <w:rFonts w:ascii="Times New Roman" w:hAnsi="Times New Roman" w:cs="Times New Roman"/>
-          <w:b/>
-          <w:bCs/>
-        </w:rPr>
-        <w:t>2. Проверка графичности (теорема Эрдёша–Галлаи)</w:t>
+        <w:t>Рис.3. Список смежности</w:t>
+      </w:r>
+    </w:p>
+    <w:p>
+      <w:pPr>
+        <w:ind w:left="360"/>
+        <w:jc w:val="both"/>
+        <w:rPr>
+          <w:rFonts w:ascii="Times New Roman" w:hAnsi="Times New Roman" w:cs="Times New Roman"/>
+        </w:rPr>
+      </w:pPr>
+    </w:p>
+    <w:p>
+      <w:pPr>
+        <w:ind w:left="360"/>
+        <w:jc w:val="both"/>
+        <w:rPr>
+          <w:rFonts w:ascii="Times New Roman" w:hAnsi="Times New Roman" w:cs="Times New Roman"/>
+          <w:b/>
+          <w:bCs/>
+        </w:rPr>
+      </w:pPr>
+      <w:r>
+        <w:rPr>
+          <w:rFonts w:ascii="Times New Roman" w:hAnsi="Times New Roman" w:cs="Times New Roman"/>
+          <w:b/>
+          <w:bCs/>
+        </w:rPr>
+        <w:t xml:space="preserve">2. Проверка графичности (теорема </w:t>
+      </w:r>
+      <w:proofErr w:type="spellStart"/>
+      <w:r>
+        <w:rPr>
+          <w:rFonts w:ascii="Times New Roman" w:hAnsi="Times New Roman" w:cs="Times New Roman"/>
+          <w:b/>
+          <w:bCs/>
+        </w:rPr>
+        <w:t>Эрдёша</w:t>
+      </w:r>
+      <w:proofErr w:type="spellEnd"/>
+      <w:r>
+        <w:rPr>
+          <w:rFonts w:ascii="Times New Roman" w:hAnsi="Times New Roman" w:cs="Times New Roman"/>
+          <w:b/>
+          <w:bCs/>
+        </w:rPr>
+        <w:t>–Галлаи)</w:t>
       </w:r>
     </w:p>
     <w:p>
@@ -2287,6 +2423,7 @@
       <w:r>
         <w:rPr>
           <w:rFonts w:ascii="Times New Roman" w:hAnsi="Times New Roman" w:cs="Times New Roman"/>
+          <w:noProof/>
         </w:rPr>
         <w:drawing>
           <wp:inline distT="0" distB="0" distL="0" distR="0" wp14:anchorId="2E45146D" wp14:editId="52F08261">
@@ -2338,26 +2475,9 @@
         <w:rPr>
           <w:rFonts w:ascii="Times New Roman" w:hAnsi="Times New Roman" w:cs="Times New Roman"/>
         </w:rPr>
-        <w:t>Рис.</w:t>
-      </w:r>
-      <w:r>
-        <w:rPr>
-          <w:rFonts w:ascii="Times New Roman" w:hAnsi="Times New Roman" w:cs="Times New Roman"/>
-        </w:rPr>
-        <w:t>4</w:t>
-      </w:r>
-      <w:r>
-        <w:rPr>
-          <w:rFonts w:ascii="Times New Roman" w:hAnsi="Times New Roman" w:cs="Times New Roman"/>
-        </w:rPr>
-        <w:t xml:space="preserve">. </w:t>
-      </w:r>
-      <w:r>
-        <w:rPr>
-          <w:rFonts w:ascii="Times New Roman" w:hAnsi="Times New Roman" w:cs="Times New Roman"/>
-        </w:rPr>
-        <w:t xml:space="preserve">Функция </w:t>
-      </w:r>
+        <w:t xml:space="preserve">Рис.4. Функция </w:t>
+      </w:r>
+      <w:proofErr w:type="spellStart"/>
       <w:r>
         <w:rPr>
           <w:rFonts w:ascii="Times New Roman" w:hAnsi="Times New Roman" w:cs="Times New Roman"/>
@@ -2365,6 +2485,7 @@
         </w:rPr>
         <w:t>isGraphic</w:t>
       </w:r>
+      <w:proofErr w:type="spellEnd"/>
     </w:p>
     <w:p>
       <w:pPr>
@@ -2412,31 +2533,77 @@
         <w:rPr>
           <w:rFonts w:ascii="Times New Roman" w:hAnsi="Times New Roman" w:cs="Times New Roman"/>
         </w:rPr>
-        <w:t>В начале tryGenerate() для каждой вершины случайно выбирается целевая степень из диапазона [minDegPerVertex, maxEdgesPerVertex]. Затем сумма выравнивается до чётной и проверяется теоремо</w:t>
-      </w:r>
-      <w:r>
-        <w:rPr>
-          <w:rFonts w:ascii="Times New Roman" w:hAnsi="Times New Roman" w:cs="Times New Roman"/>
-        </w:rPr>
-        <w:t xml:space="preserve">й </w:t>
-      </w:r>
-      <w:r>
-        <w:rPr>
-          <w:rFonts w:ascii="Times New Roman" w:hAnsi="Times New Roman" w:cs="Times New Roman"/>
-        </w:rPr>
-        <w:t>Эрдёша–Галлаи</w:t>
-      </w:r>
-      <w:r>
-        <w:rPr>
-          <w:rFonts w:ascii="Times New Roman" w:hAnsi="Times New Roman" w:cs="Times New Roman"/>
-        </w:rPr>
-        <w:t xml:space="preserve">. </w:t>
-      </w:r>
-      <w:r>
-        <w:rPr>
-          <w:rFonts w:ascii="Times New Roman" w:hAnsi="Times New Roman" w:cs="Times New Roman"/>
-        </w:rPr>
-        <w:t>Если за 50 попыток получить корректную последовательность не удаётся — возвращается nullopt (неудача)</w:t>
+        <w:t xml:space="preserve">В начале </w:t>
+      </w:r>
+      <w:proofErr w:type="spellStart"/>
+      <w:r>
+        <w:rPr>
+          <w:rFonts w:ascii="Times New Roman" w:hAnsi="Times New Roman" w:cs="Times New Roman"/>
+        </w:rPr>
+        <w:t>tryGenerate</w:t>
+      </w:r>
+      <w:proofErr w:type="spellEnd"/>
+      <w:r>
+        <w:rPr>
+          <w:rFonts w:ascii="Times New Roman" w:hAnsi="Times New Roman" w:cs="Times New Roman"/>
+        </w:rPr>
+        <w:t>() для каждой вершины случайно выбирается целевая степень из диапазона [</w:t>
+      </w:r>
+      <w:proofErr w:type="spellStart"/>
+      <w:r>
+        <w:rPr>
+          <w:rFonts w:ascii="Times New Roman" w:hAnsi="Times New Roman" w:cs="Times New Roman"/>
+        </w:rPr>
+        <w:t>minDegPerVertex</w:t>
+      </w:r>
+      <w:proofErr w:type="spellEnd"/>
+      <w:r>
+        <w:rPr>
+          <w:rFonts w:ascii="Times New Roman" w:hAnsi="Times New Roman" w:cs="Times New Roman"/>
+        </w:rPr>
+        <w:t xml:space="preserve">, </w:t>
+      </w:r>
+      <w:proofErr w:type="spellStart"/>
+      <w:r>
+        <w:rPr>
+          <w:rFonts w:ascii="Times New Roman" w:hAnsi="Times New Roman" w:cs="Times New Roman"/>
+        </w:rPr>
+        <w:t>maxEdgesPerVertex</w:t>
+      </w:r>
+      <w:proofErr w:type="spellEnd"/>
+      <w:r>
+        <w:rPr>
+          <w:rFonts w:ascii="Times New Roman" w:hAnsi="Times New Roman" w:cs="Times New Roman"/>
+        </w:rPr>
+        <w:t xml:space="preserve">]. Затем сумма выравнивается до чётной и проверяется теоремой </w:t>
+      </w:r>
+      <w:proofErr w:type="spellStart"/>
+      <w:r>
+        <w:rPr>
+          <w:rFonts w:ascii="Times New Roman" w:hAnsi="Times New Roman" w:cs="Times New Roman"/>
+        </w:rPr>
+        <w:t>Эрдёша</w:t>
+      </w:r>
+      <w:proofErr w:type="spellEnd"/>
+      <w:r>
+        <w:rPr>
+          <w:rFonts w:ascii="Times New Roman" w:hAnsi="Times New Roman" w:cs="Times New Roman"/>
+        </w:rPr>
+        <w:t xml:space="preserve">–Галлаи. Если за 50 попыток получить корректную последовательность не удаётся — возвращается </w:t>
+      </w:r>
+      <w:proofErr w:type="spellStart"/>
+      <w:r>
+        <w:rPr>
+          <w:rFonts w:ascii="Times New Roman" w:hAnsi="Times New Roman" w:cs="Times New Roman"/>
+        </w:rPr>
+        <w:t>nullopt</w:t>
+      </w:r>
+      <w:proofErr w:type="spellEnd"/>
+      <w:r>
+        <w:rPr>
+          <w:rFonts w:ascii="Times New Roman" w:hAnsi="Times New Roman" w:cs="Times New Roman"/>
+        </w:rPr>
+        <w:t xml:space="preserve"> (неудача)</w:t>
       </w:r>
     </w:p>
     <w:p>
@@ -2451,6 +2618,7 @@
       <w:r>
         <w:rPr>
           <w:rFonts w:ascii="Times New Roman" w:hAnsi="Times New Roman" w:cs="Times New Roman"/>
+          <w:noProof/>
         </w:rPr>
         <w:drawing>
           <wp:inline distT="0" distB="0" distL="0" distR="0" wp14:anchorId="06B458B7" wp14:editId="13A56184">
@@ -2506,7 +2674,6 @@
       <w:r>
         <w:rPr>
           <w:rFonts w:ascii="Times New Roman" w:hAnsi="Times New Roman" w:cs="Times New Roman"/>
-          <w:lang w:val="en-US"/>
         </w:rPr>
         <w:t>5</w:t>
       </w:r>
@@ -2548,58 +2715,45 @@
           <w:b/>
           <w:bCs/>
         </w:rPr>
-        <w:t xml:space="preserve">4. </w:t>
-      </w:r>
-      <w:r>
-        <w:rPr>
-          <w:rFonts w:ascii="Times New Roman" w:hAnsi="Times New Roman" w:cs="Times New Roman"/>
-          <w:b/>
-          <w:bCs/>
-        </w:rPr>
-        <w:t>П</w:t>
-      </w:r>
-      <w:r>
-        <w:rPr>
-          <w:rFonts w:ascii="Times New Roman" w:hAnsi="Times New Roman" w:cs="Times New Roman"/>
-          <w:b/>
-          <w:bCs/>
-        </w:rPr>
-        <w:t>остроение графа</w:t>
-      </w:r>
-    </w:p>
-    <w:p>
-      <w:pPr>
-        <w:ind w:left="360"/>
-        <w:jc w:val="both"/>
-        <w:rPr>
-          <w:rFonts w:ascii="Times New Roman" w:hAnsi="Times New Roman" w:cs="Times New Roman"/>
-          <w:b/>
-          <w:bCs/>
-        </w:rPr>
-      </w:pPr>
-      <w:r>
-        <w:rPr>
-          <w:rFonts w:ascii="Times New Roman" w:hAnsi="Times New Roman" w:cs="Times New Roman"/>
-          <w:b/>
-          <w:bCs/>
-        </w:rPr>
-        <w:t xml:space="preserve">Фаза </w:t>
-      </w:r>
-      <w:r>
-        <w:rPr>
-          <w:rFonts w:ascii="Times New Roman" w:hAnsi="Times New Roman" w:cs="Times New Roman"/>
-          <w:b/>
-          <w:bCs/>
-        </w:rPr>
-        <w:t>1</w:t>
-      </w:r>
-      <w:r>
-        <w:rPr>
-          <w:rFonts w:ascii="Times New Roman" w:hAnsi="Times New Roman" w:cs="Times New Roman"/>
-          <w:b/>
-          <w:bCs/>
-        </w:rPr>
-        <w:t xml:space="preserve"> — случайное остовное дерево (гарантирует связность)</w:t>
+        <w:t>4. Построение графа</w:t>
+      </w:r>
+    </w:p>
+    <w:p>
+      <w:pPr>
+        <w:ind w:left="360"/>
+        <w:jc w:val="both"/>
+        <w:rPr>
+          <w:rFonts w:ascii="Times New Roman" w:hAnsi="Times New Roman" w:cs="Times New Roman"/>
+          <w:b/>
+          <w:bCs/>
+        </w:rPr>
+      </w:pPr>
+      <w:r>
+        <w:rPr>
+          <w:rFonts w:ascii="Times New Roman" w:hAnsi="Times New Roman" w:cs="Times New Roman"/>
+          <w:b/>
+          <w:bCs/>
+        </w:rPr>
+        <w:lastRenderedPageBreak/>
+        <w:t xml:space="preserve">Фаза 1 — случайное </w:t>
+      </w:r>
+      <w:proofErr w:type="spellStart"/>
+      <w:r>
+        <w:rPr>
+          <w:rFonts w:ascii="Times New Roman" w:hAnsi="Times New Roman" w:cs="Times New Roman"/>
+          <w:b/>
+          <w:bCs/>
+        </w:rPr>
+        <w:t>остовное</w:t>
+      </w:r>
+      <w:proofErr w:type="spellEnd"/>
+      <w:r>
+        <w:rPr>
+          <w:rFonts w:ascii="Times New Roman" w:hAnsi="Times New Roman" w:cs="Times New Roman"/>
+          <w:b/>
+          <w:bCs/>
+        </w:rPr>
+        <w:t xml:space="preserve"> дерево (гарантирует связность)</w:t>
       </w:r>
     </w:p>
     <w:p>
@@ -2625,6 +2779,7 @@
       <w:r>
         <w:rPr>
           <w:rFonts w:ascii="Times New Roman" w:hAnsi="Times New Roman" w:cs="Times New Roman"/>
+          <w:noProof/>
         </w:rPr>
         <w:drawing>
           <wp:inline distT="0" distB="0" distL="0" distR="0" wp14:anchorId="4041BEE4" wp14:editId="3591533C">
@@ -2667,89 +2822,84 @@
           <w:rFonts w:ascii="Times New Roman" w:hAnsi="Times New Roman" w:cs="Times New Roman"/>
         </w:rPr>
         <w:br/>
-      </w:r>
-      <w:r>
-        <w:rPr>
-          <w:rFonts w:ascii="Times New Roman" w:hAnsi="Times New Roman" w:cs="Times New Roman"/>
-        </w:rPr>
-        <w:t>Рис.</w:t>
-      </w:r>
-      <w:r>
-        <w:rPr>
-          <w:rFonts w:ascii="Times New Roman" w:hAnsi="Times New Roman" w:cs="Times New Roman"/>
-        </w:rPr>
-        <w:t>6</w:t>
-      </w:r>
-      <w:r>
-        <w:rPr>
-          <w:rFonts w:ascii="Times New Roman" w:hAnsi="Times New Roman" w:cs="Times New Roman"/>
-        </w:rPr>
-        <w:t xml:space="preserve">. </w:t>
-      </w:r>
-      <w:r>
-        <w:rPr>
-          <w:rFonts w:ascii="Times New Roman" w:hAnsi="Times New Roman" w:cs="Times New Roman"/>
-        </w:rPr>
-        <w:t>случайное остовное дерево</w:t>
-      </w:r>
-    </w:p>
-    <w:p>
-      <w:pPr>
-        <w:ind w:left="360"/>
-        <w:jc w:val="both"/>
-        <w:rPr>
-          <w:rFonts w:ascii="Times New Roman" w:hAnsi="Times New Roman" w:cs="Times New Roman"/>
-        </w:rPr>
-      </w:pPr>
-    </w:p>
-    <w:p>
-      <w:pPr>
-        <w:ind w:left="360"/>
-        <w:jc w:val="both"/>
-        <w:rPr>
-          <w:rFonts w:ascii="Times New Roman" w:hAnsi="Times New Roman" w:cs="Times New Roman"/>
-          <w:b/>
-          <w:bCs/>
-        </w:rPr>
-      </w:pPr>
-      <w:r>
-        <w:rPr>
-          <w:rFonts w:ascii="Times New Roman" w:hAnsi="Times New Roman" w:cs="Times New Roman"/>
-          <w:b/>
-          <w:bCs/>
-        </w:rPr>
-        <w:t xml:space="preserve">Фаза </w:t>
-      </w:r>
-      <w:r>
-        <w:rPr>
-          <w:rFonts w:ascii="Times New Roman" w:hAnsi="Times New Roman" w:cs="Times New Roman"/>
-          <w:b/>
-          <w:bCs/>
-        </w:rPr>
-        <w:t>2</w:t>
-      </w:r>
-      <w:r>
-        <w:rPr>
-          <w:rFonts w:ascii="Times New Roman" w:hAnsi="Times New Roman" w:cs="Times New Roman"/>
-          <w:b/>
-          <w:bCs/>
-        </w:rPr>
-        <w:t xml:space="preserve"> — случайный добор рёбер</w:t>
-      </w:r>
-    </w:p>
-    <w:p>
-      <w:pPr>
-        <w:ind w:left="360"/>
-        <w:jc w:val="both"/>
-        <w:rPr>
-          <w:rFonts w:ascii="Times New Roman" w:hAnsi="Times New Roman" w:cs="Times New Roman"/>
-        </w:rPr>
-      </w:pPr>
-      <w:r>
-        <w:rPr>
-          <w:rFonts w:ascii="Times New Roman" w:hAnsi="Times New Roman" w:cs="Times New Roman"/>
-        </w:rPr>
-        <w:t>Для каждой вершины, у которой степень ещё не достигла targetDegree, случайно выбирается партнёр и добавляется ребро</w:t>
+        <w:t xml:space="preserve">Рис.6. </w:t>
+      </w:r>
+      <w:r>
+        <w:rPr>
+          <w:rFonts w:ascii="Times New Roman" w:hAnsi="Times New Roman" w:cs="Times New Roman"/>
+        </w:rPr>
+        <w:t xml:space="preserve">случайное </w:t>
+      </w:r>
+      <w:proofErr w:type="spellStart"/>
+      <w:r>
+        <w:rPr>
+          <w:rFonts w:ascii="Times New Roman" w:hAnsi="Times New Roman" w:cs="Times New Roman"/>
+        </w:rPr>
+        <w:t>остовное</w:t>
+      </w:r>
+      <w:proofErr w:type="spellEnd"/>
+      <w:r>
+        <w:rPr>
+          <w:rFonts w:ascii="Times New Roman" w:hAnsi="Times New Roman" w:cs="Times New Roman"/>
+        </w:rPr>
+        <w:t xml:space="preserve"> дерево</w:t>
+      </w:r>
+    </w:p>
+    <w:p>
+      <w:pPr>
+        <w:ind w:left="360"/>
+        <w:jc w:val="both"/>
+        <w:rPr>
+          <w:rFonts w:ascii="Times New Roman" w:hAnsi="Times New Roman" w:cs="Times New Roman"/>
+        </w:rPr>
+      </w:pPr>
+    </w:p>
+    <w:p>
+      <w:pPr>
+        <w:ind w:left="360"/>
+        <w:jc w:val="both"/>
+        <w:rPr>
+          <w:rFonts w:ascii="Times New Roman" w:hAnsi="Times New Roman" w:cs="Times New Roman"/>
+          <w:b/>
+          <w:bCs/>
+        </w:rPr>
+      </w:pPr>
+      <w:r>
+        <w:rPr>
+          <w:rFonts w:ascii="Times New Roman" w:hAnsi="Times New Roman" w:cs="Times New Roman"/>
+          <w:b/>
+          <w:bCs/>
+        </w:rPr>
+        <w:t>Фаза 2 — случайный добор рёбер</w:t>
+      </w:r>
+    </w:p>
+    <w:p>
+      <w:pPr>
+        <w:ind w:left="360"/>
+        <w:jc w:val="both"/>
+        <w:rPr>
+          <w:rFonts w:ascii="Times New Roman" w:hAnsi="Times New Roman" w:cs="Times New Roman"/>
+        </w:rPr>
+      </w:pPr>
+      <w:r>
+        <w:rPr>
+          <w:rFonts w:ascii="Times New Roman" w:hAnsi="Times New Roman" w:cs="Times New Roman"/>
+        </w:rPr>
+        <w:t xml:space="preserve">Для каждой вершины, у которой степень ещё не достигла </w:t>
+      </w:r>
+      <w:proofErr w:type="spellStart"/>
+      <w:r>
+        <w:rPr>
+          <w:rFonts w:ascii="Times New Roman" w:hAnsi="Times New Roman" w:cs="Times New Roman"/>
+        </w:rPr>
+        <w:t>targetDegree</w:t>
+      </w:r>
+      <w:proofErr w:type="spellEnd"/>
+      <w:r>
+        <w:rPr>
+          <w:rFonts w:ascii="Times New Roman" w:hAnsi="Times New Roman" w:cs="Times New Roman"/>
+        </w:rPr>
+        <w:t>, случайно выбирается партнёр и добавляется ребро</w:t>
       </w:r>
       <w:r>
         <w:rPr>
@@ -2768,6 +2918,7 @@
       <w:r>
         <w:rPr>
           <w:rFonts w:ascii="Times New Roman" w:hAnsi="Times New Roman" w:cs="Times New Roman"/>
+          <w:noProof/>
         </w:rPr>
         <w:drawing>
           <wp:inline distT="0" distB="0" distL="0" distR="0" wp14:anchorId="4E4B5F32" wp14:editId="1A4AD339">
@@ -2817,19 +2968,7 @@
         <w:rPr>
           <w:rFonts w:ascii="Times New Roman" w:hAnsi="Times New Roman" w:cs="Times New Roman"/>
         </w:rPr>
-        <w:t>Рис.</w:t>
-      </w:r>
-      <w:r>
-        <w:rPr>
-          <w:rFonts w:ascii="Times New Roman" w:hAnsi="Times New Roman" w:cs="Times New Roman"/>
-        </w:rPr>
-        <w:t>7</w:t>
-      </w:r>
-      <w:r>
-        <w:rPr>
-          <w:rFonts w:ascii="Times New Roman" w:hAnsi="Times New Roman" w:cs="Times New Roman"/>
-        </w:rPr>
-        <w:t xml:space="preserve">. </w:t>
+        <w:t xml:space="preserve">Рис.7. </w:t>
       </w:r>
       <w:r>
         <w:rPr>
@@ -2861,23 +3000,7 @@
           <w:b/>
           <w:bCs/>
         </w:rPr>
-        <w:t xml:space="preserve">Фаза </w:t>
-      </w:r>
-      <w:r>
-        <w:rPr>
-          <w:rFonts w:ascii="Times New Roman" w:hAnsi="Times New Roman" w:cs="Times New Roman"/>
-          <w:b/>
-          <w:bCs/>
-        </w:rPr>
-        <w:t>3</w:t>
-      </w:r>
-      <w:r>
-        <w:rPr>
-          <w:rFonts w:ascii="Times New Roman" w:hAnsi="Times New Roman" w:cs="Times New Roman"/>
-          <w:b/>
-          <w:bCs/>
-        </w:rPr>
-        <w:t xml:space="preserve"> — детерминированный добор</w:t>
+        <w:t>Фаза 3 — детерминированный добор</w:t>
       </w:r>
     </w:p>
     <w:p>
@@ -2906,19 +3029,34 @@
         <w:rPr>
           <w:rFonts w:ascii="Times New Roman" w:hAnsi="Times New Roman" w:cs="Times New Roman"/>
         </w:rPr>
-        <w:t>После всех трёх фаз проверяется, что у каждой вершины степень не меньше minDegPerVertex. Если нет — попытка считается неудачной.</w:t>
-      </w:r>
-    </w:p>
-    <w:p>
-      <w:pPr>
-        <w:ind w:left="360"/>
-        <w:rPr>
-          <w:rFonts w:ascii="Times New Roman" w:hAnsi="Times New Roman" w:cs="Times New Roman"/>
-        </w:rPr>
-      </w:pPr>
-      <w:r>
-        <w:rPr>
-          <w:rFonts w:ascii="Times New Roman" w:hAnsi="Times New Roman" w:cs="Times New Roman"/>
+        <w:t xml:space="preserve">После всех трёх фаз проверяется, что у каждой вершины степень не меньше </w:t>
+      </w:r>
+      <w:proofErr w:type="spellStart"/>
+      <w:r>
+        <w:rPr>
+          <w:rFonts w:ascii="Times New Roman" w:hAnsi="Times New Roman" w:cs="Times New Roman"/>
+        </w:rPr>
+        <w:t>minDegPerVertex</w:t>
+      </w:r>
+      <w:proofErr w:type="spellEnd"/>
+      <w:r>
+        <w:rPr>
+          <w:rFonts w:ascii="Times New Roman" w:hAnsi="Times New Roman" w:cs="Times New Roman"/>
+        </w:rPr>
+        <w:t>. Если нет — попытка считается неудачной.</w:t>
+      </w:r>
+    </w:p>
+    <w:p>
+      <w:pPr>
+        <w:ind w:left="360"/>
+        <w:rPr>
+          <w:rFonts w:ascii="Times New Roman" w:hAnsi="Times New Roman" w:cs="Times New Roman"/>
+        </w:rPr>
+      </w:pPr>
+      <w:r>
+        <w:rPr>
+          <w:rFonts w:ascii="Times New Roman" w:hAnsi="Times New Roman" w:cs="Times New Roman"/>
+          <w:noProof/>
         </w:rPr>
         <w:drawing>
           <wp:inline distT="0" distB="0" distL="0" distR="0" wp14:anchorId="3338BE49" wp14:editId="049AC281">
@@ -2968,19 +3106,7 @@
         <w:rPr>
           <w:rFonts w:ascii="Times New Roman" w:hAnsi="Times New Roman" w:cs="Times New Roman"/>
         </w:rPr>
-        <w:t>Рис.</w:t>
-      </w:r>
-      <w:r>
-        <w:rPr>
-          <w:rFonts w:ascii="Times New Roman" w:hAnsi="Times New Roman" w:cs="Times New Roman"/>
-        </w:rPr>
-        <w:t>8</w:t>
-      </w:r>
-      <w:r>
-        <w:rPr>
-          <w:rFonts w:ascii="Times New Roman" w:hAnsi="Times New Roman" w:cs="Times New Roman"/>
-        </w:rPr>
-        <w:t>. детерминированный добор</w:t>
+        <w:t>Рис.8. детерминированный добор</w:t>
       </w:r>
     </w:p>
     <w:p>
@@ -3010,21 +3136,57 @@
           <w:b/>
           <w:bCs/>
         </w:rPr>
-        <w:t>Вспомогательные функции canAdd и doAdd</w:t>
-      </w:r>
-    </w:p>
-    <w:p>
-      <w:pPr>
-        <w:ind w:left="360"/>
-        <w:rPr>
-          <w:rFonts w:ascii="Times New Roman" w:hAnsi="Times New Roman" w:cs="Times New Roman"/>
-        </w:rPr>
-      </w:pPr>
-      <w:r>
-        <w:rPr>
-          <w:rFonts w:ascii="Times New Roman" w:hAnsi="Times New Roman" w:cs="Times New Roman"/>
-        </w:rPr>
-        <w:t>canAdd проверяет, что ребро (u, v) можно добавить: это не петля, ребро ещё не существует, и ни одна из вершин не превысит свою целевую степень</w:t>
+        <w:t xml:space="preserve">Вспомогательные функции </w:t>
+      </w:r>
+      <w:proofErr w:type="spellStart"/>
+      <w:r>
+        <w:rPr>
+          <w:rFonts w:ascii="Times New Roman" w:hAnsi="Times New Roman" w:cs="Times New Roman"/>
+          <w:b/>
+          <w:bCs/>
+        </w:rPr>
+        <w:t>canAdd</w:t>
+      </w:r>
+      <w:proofErr w:type="spellEnd"/>
+      <w:r>
+        <w:rPr>
+          <w:rFonts w:ascii="Times New Roman" w:hAnsi="Times New Roman" w:cs="Times New Roman"/>
+          <w:b/>
+          <w:bCs/>
+        </w:rPr>
+        <w:t xml:space="preserve"> и </w:t>
+      </w:r>
+      <w:proofErr w:type="spellStart"/>
+      <w:r>
+        <w:rPr>
+          <w:rFonts w:ascii="Times New Roman" w:hAnsi="Times New Roman" w:cs="Times New Roman"/>
+          <w:b/>
+          <w:bCs/>
+        </w:rPr>
+        <w:t>doAdd</w:t>
+      </w:r>
+      <w:proofErr w:type="spellEnd"/>
+    </w:p>
+    <w:p>
+      <w:pPr>
+        <w:ind w:left="360"/>
+        <w:rPr>
+          <w:rFonts w:ascii="Times New Roman" w:hAnsi="Times New Roman" w:cs="Times New Roman"/>
+        </w:rPr>
+      </w:pPr>
+      <w:proofErr w:type="spellStart"/>
+      <w:r>
+        <w:rPr>
+          <w:rFonts w:ascii="Times New Roman" w:hAnsi="Times New Roman" w:cs="Times New Roman"/>
+        </w:rPr>
+        <w:t>canAdd</w:t>
+      </w:r>
+      <w:proofErr w:type="spellEnd"/>
+      <w:r>
+        <w:rPr>
+          <w:rFonts w:ascii="Times New Roman" w:hAnsi="Times New Roman" w:cs="Times New Roman"/>
+        </w:rPr>
+        <w:t xml:space="preserve"> проверяет, что ребро (u, v) можно добавить: это не петля, ребро ещё не существует, и ни одна из вершин не превысит свою целевую степень</w:t>
       </w:r>
       <w:r>
         <w:rPr>
@@ -3043,6 +3205,7 @@
       <w:r>
         <w:rPr>
           <w:rFonts w:ascii="Times New Roman" w:hAnsi="Times New Roman" w:cs="Times New Roman"/>
+          <w:noProof/>
         </w:rPr>
         <w:drawing>
           <wp:inline distT="0" distB="0" distL="0" distR="0" wp14:anchorId="41554213" wp14:editId="6DBF332D">
@@ -3107,6 +3270,7 @@
         </w:rPr>
         <w:t xml:space="preserve">. </w:t>
       </w:r>
+      <w:proofErr w:type="spellStart"/>
       <w:r>
         <w:rPr>
           <w:rFonts w:ascii="Times New Roman" w:hAnsi="Times New Roman" w:cs="Times New Roman"/>
@@ -3114,6 +3278,7 @@
         </w:rPr>
         <w:t>canAdd</w:t>
       </w:r>
+      <w:proofErr w:type="spellEnd"/>
     </w:p>
     <w:p>
       <w:pPr>
@@ -3135,6 +3300,7 @@
       <w:r>
         <w:rPr>
           <w:rFonts w:ascii="Times New Roman" w:hAnsi="Times New Roman" w:cs="Times New Roman"/>
+          <w:noProof/>
           <w:lang w:val="en-US"/>
         </w:rPr>
         <w:lastRenderedPageBreak/>
@@ -3200,20 +3366,15 @@
         </w:rPr>
         <w:t xml:space="preserve">. </w:t>
       </w:r>
+      <w:proofErr w:type="spellStart"/>
       <w:r>
         <w:rPr>
           <w:rFonts w:ascii="Times New Roman" w:hAnsi="Times New Roman" w:cs="Times New Roman"/>
           <w:lang w:val="en-US"/>
         </w:rPr>
-        <w:t>do</w:t>
-      </w:r>
-      <w:r>
-        <w:rPr>
-          <w:rFonts w:ascii="Times New Roman" w:hAnsi="Times New Roman" w:cs="Times New Roman"/>
-          <w:lang w:val="en-US"/>
-        </w:rPr>
-        <w:t>Add</w:t>
-      </w:r>
+        <w:t>doAdd</w:t>
+      </w:r>
+      <w:proofErr w:type="spellEnd"/>
     </w:p>
     <w:p>
       <w:pPr>
@@ -3258,21 +3419,95 @@
           <w:b/>
           <w:bCs/>
         </w:rPr>
-        <w:t xml:space="preserve"> Алгоритм Дейкстры из одной вершины</w:t>
-      </w:r>
-    </w:p>
-    <w:p>
-      <w:pPr>
-        <w:ind w:left="360"/>
-        <w:rPr>
-          <w:rFonts w:ascii="Times New Roman" w:hAnsi="Times New Roman" w:cs="Times New Roman"/>
-        </w:rPr>
-      </w:pPr>
-      <w:r>
-        <w:rPr>
-          <w:rFonts w:ascii="Times New Roman" w:hAnsi="Times New Roman" w:cs="Times New Roman"/>
-        </w:rPr>
-        <w:t>Функция dijkstra() принимает список смежности, количество вершин и вершину-источник. Возвращает структуру DijkstraResult с двумя массивами: dist[v] — длина кратчайшего пути до вершины v, parent[v] — предшественник v на этом пути.</w:t>
+        <w:t xml:space="preserve"> Алгоритм </w:t>
+      </w:r>
+      <w:proofErr w:type="spellStart"/>
+      <w:r>
+        <w:rPr>
+          <w:rFonts w:ascii="Times New Roman" w:hAnsi="Times New Roman" w:cs="Times New Roman"/>
+          <w:b/>
+          <w:bCs/>
+        </w:rPr>
+        <w:t>Дейкстры</w:t>
+      </w:r>
+      <w:proofErr w:type="spellEnd"/>
+      <w:r>
+        <w:rPr>
+          <w:rFonts w:ascii="Times New Roman" w:hAnsi="Times New Roman" w:cs="Times New Roman"/>
+          <w:b/>
+          <w:bCs/>
+        </w:rPr>
+        <w:t xml:space="preserve"> из одной вершины</w:t>
+      </w:r>
+    </w:p>
+    <w:p>
+      <w:pPr>
+        <w:ind w:left="360"/>
+        <w:rPr>
+          <w:rFonts w:ascii="Times New Roman" w:hAnsi="Times New Roman" w:cs="Times New Roman"/>
+        </w:rPr>
+      </w:pPr>
+      <w:r>
+        <w:rPr>
+          <w:rFonts w:ascii="Times New Roman" w:hAnsi="Times New Roman" w:cs="Times New Roman"/>
+        </w:rPr>
+        <w:t xml:space="preserve">Функция </w:t>
+      </w:r>
+      <w:proofErr w:type="spellStart"/>
+      <w:r>
+        <w:rPr>
+          <w:rFonts w:ascii="Times New Roman" w:hAnsi="Times New Roman" w:cs="Times New Roman"/>
+        </w:rPr>
+        <w:t>dijkstra</w:t>
+      </w:r>
+      <w:proofErr w:type="spellEnd"/>
+      <w:r>
+        <w:rPr>
+          <w:rFonts w:ascii="Times New Roman" w:hAnsi="Times New Roman" w:cs="Times New Roman"/>
+        </w:rPr>
+        <w:t xml:space="preserve">() принимает список смежности, количество вершин и вершину-источник. Возвращает структуру </w:t>
+      </w:r>
+      <w:proofErr w:type="spellStart"/>
+      <w:r>
+        <w:rPr>
+          <w:rFonts w:ascii="Times New Roman" w:hAnsi="Times New Roman" w:cs="Times New Roman"/>
+        </w:rPr>
+        <w:t>DijkstraResult</w:t>
+      </w:r>
+      <w:proofErr w:type="spellEnd"/>
+      <w:r>
+        <w:rPr>
+          <w:rFonts w:ascii="Times New Roman" w:hAnsi="Times New Roman" w:cs="Times New Roman"/>
+        </w:rPr>
+        <w:t xml:space="preserve"> с двумя массивами: </w:t>
+      </w:r>
+      <w:proofErr w:type="spellStart"/>
+      <w:r>
+        <w:rPr>
+          <w:rFonts w:ascii="Times New Roman" w:hAnsi="Times New Roman" w:cs="Times New Roman"/>
+        </w:rPr>
+        <w:t>dist</w:t>
+      </w:r>
+      <w:proofErr w:type="spellEnd"/>
+      <w:r>
+        <w:rPr>
+          <w:rFonts w:ascii="Times New Roman" w:hAnsi="Times New Roman" w:cs="Times New Roman"/>
+        </w:rPr>
+        <w:t xml:space="preserve">[v] — длина кратчайшего пути до вершины v, </w:t>
+      </w:r>
+      <w:proofErr w:type="spellStart"/>
+      <w:r>
+        <w:rPr>
+          <w:rFonts w:ascii="Times New Roman" w:hAnsi="Times New Roman" w:cs="Times New Roman"/>
+        </w:rPr>
+        <w:t>parent</w:t>
+      </w:r>
+      <w:proofErr w:type="spellEnd"/>
+      <w:r>
+        <w:rPr>
+          <w:rFonts w:ascii="Times New Roman" w:hAnsi="Times New Roman" w:cs="Times New Roman"/>
+        </w:rPr>
+        <w:t>[v] — предшественник v на этом пути.</w:t>
       </w:r>
     </w:p>
     <w:p>
@@ -3286,6 +3521,7 @@
       <w:r>
         <w:rPr>
           <w:rFonts w:ascii="Times New Roman" w:hAnsi="Times New Roman" w:cs="Times New Roman"/>
+          <w:noProof/>
         </w:rPr>
         <w:drawing>
           <wp:inline distT="0" distB="0" distL="0" distR="0" wp14:anchorId="357FCF93" wp14:editId="06515A88">
@@ -3354,27 +3590,36 @@
         <w:rPr>
           <w:rFonts w:ascii="Times New Roman" w:hAnsi="Times New Roman" w:cs="Times New Roman"/>
         </w:rPr>
-        <w:t>Алгоритм Дейкстры</w:t>
-      </w:r>
-    </w:p>
-    <w:p>
-      <w:pPr>
-        <w:ind w:left="360"/>
-        <w:rPr>
-          <w:rFonts w:ascii="Times New Roman" w:hAnsi="Times New Roman" w:cs="Times New Roman"/>
-        </w:rPr>
-      </w:pPr>
-    </w:p>
-    <w:p>
-      <w:pPr>
-        <w:ind w:left="360"/>
-        <w:rPr>
-          <w:rFonts w:ascii="Times New Roman" w:hAnsi="Times New Roman" w:cs="Times New Roman"/>
-        </w:rPr>
-      </w:pPr>
-      <w:r>
-        <w:rPr>
-          <w:rFonts w:ascii="Times New Roman" w:hAnsi="Times New Roman" w:cs="Times New Roman"/>
+        <w:t xml:space="preserve">Алгоритм </w:t>
+      </w:r>
+      <w:proofErr w:type="spellStart"/>
+      <w:r>
+        <w:rPr>
+          <w:rFonts w:ascii="Times New Roman" w:hAnsi="Times New Roman" w:cs="Times New Roman"/>
+        </w:rPr>
+        <w:t>Дейкстры</w:t>
+      </w:r>
+      <w:proofErr w:type="spellEnd"/>
+    </w:p>
+    <w:p>
+      <w:pPr>
+        <w:ind w:left="360"/>
+        <w:rPr>
+          <w:rFonts w:ascii="Times New Roman" w:hAnsi="Times New Roman" w:cs="Times New Roman"/>
+        </w:rPr>
+      </w:pPr>
+    </w:p>
+    <w:p>
+      <w:pPr>
+        <w:ind w:left="360"/>
+        <w:rPr>
+          <w:rFonts w:ascii="Times New Roman" w:hAnsi="Times New Roman" w:cs="Times New Roman"/>
+        </w:rPr>
+      </w:pPr>
+      <w:r>
+        <w:rPr>
+          <w:rFonts w:ascii="Times New Roman" w:hAnsi="Times New Roman" w:cs="Times New Roman"/>
+          <w:noProof/>
         </w:rPr>
         <w:drawing>
           <wp:inline distT="0" distB="0" distL="0" distR="0" wp14:anchorId="1871B02B" wp14:editId="6DA5CE33">
@@ -3424,7 +3669,49 @@
         <w:rPr>
           <w:rFonts w:ascii="Times New Roman" w:hAnsi="Times New Roman" w:cs="Times New Roman"/>
         </w:rPr>
-        <w:t>Строка if (d &gt; res.dist[u]) continue — важная оптимизация: в очереди могут лежать устаревшие записи для вершины u (от предыдущих релаксаций). Если расстояние в очереди хуже уже известного — запись пропускается.</w:t>
+        <w:t xml:space="preserve">Строка </w:t>
+      </w:r>
+      <w:proofErr w:type="spellStart"/>
+      <w:r>
+        <w:rPr>
+          <w:rFonts w:ascii="Times New Roman" w:hAnsi="Times New Roman" w:cs="Times New Roman"/>
+        </w:rPr>
+        <w:t>if</w:t>
+      </w:r>
+      <w:proofErr w:type="spellEnd"/>
+      <w:r>
+        <w:rPr>
+          <w:rFonts w:ascii="Times New Roman" w:hAnsi="Times New Roman" w:cs="Times New Roman"/>
+        </w:rPr>
+        <w:t xml:space="preserve"> (d &gt; </w:t>
+      </w:r>
+      <w:proofErr w:type="spellStart"/>
+      <w:r>
+        <w:rPr>
+          <w:rFonts w:ascii="Times New Roman" w:hAnsi="Times New Roman" w:cs="Times New Roman"/>
+        </w:rPr>
+        <w:t>res.dist</w:t>
+      </w:r>
+      <w:proofErr w:type="spellEnd"/>
+      <w:r>
+        <w:rPr>
+          <w:rFonts w:ascii="Times New Roman" w:hAnsi="Times New Roman" w:cs="Times New Roman"/>
+        </w:rPr>
+        <w:t xml:space="preserve">[u]) </w:t>
+      </w:r>
+      <w:proofErr w:type="spellStart"/>
+      <w:r>
+        <w:rPr>
+          <w:rFonts w:ascii="Times New Roman" w:hAnsi="Times New Roman" w:cs="Times New Roman"/>
+        </w:rPr>
+        <w:t>continue</w:t>
+      </w:r>
+      <w:proofErr w:type="spellEnd"/>
+      <w:r>
+        <w:rPr>
+          <w:rFonts w:ascii="Times New Roman" w:hAnsi="Times New Roman" w:cs="Times New Roman"/>
+        </w:rPr>
+        <w:t xml:space="preserve"> — важная оптимизация: в очереди могут лежать устаревшие записи для вершины u (от предыдущих релаксаций). Если расстояние в очереди хуже уже известного — запись пропускается.</w:t>
       </w:r>
     </w:p>
     <w:p>
@@ -3458,33 +3745,80 @@
           <w:b/>
           <w:bCs/>
         </w:rPr>
-        <w:t>. Запуск Дейкстры из всех вершин</w:t>
-      </w:r>
-    </w:p>
-    <w:p>
-      <w:pPr>
-        <w:ind w:left="360"/>
-        <w:rPr>
-          <w:rFonts w:ascii="Times New Roman" w:hAnsi="Times New Roman" w:cs="Times New Roman"/>
-        </w:rPr>
-      </w:pPr>
-      <w:r>
-        <w:rPr>
-          <w:rFonts w:ascii="Times New Roman" w:hAnsi="Times New Roman" w:cs="Times New Roman"/>
-        </w:rPr>
-        <w:t>Функция allPairsDijkstra() запускает dijkstra() по одному разу из каждой вершины и собирает результаты в вектор</w:t>
-      </w:r>
-    </w:p>
-    <w:p>
-      <w:pPr>
-        <w:ind w:left="360"/>
-        <w:rPr>
-          <w:rFonts w:ascii="Times New Roman" w:hAnsi="Times New Roman" w:cs="Times New Roman"/>
-        </w:rPr>
-      </w:pPr>
-      <w:r>
-        <w:rPr>
-          <w:rFonts w:ascii="Times New Roman" w:hAnsi="Times New Roman" w:cs="Times New Roman"/>
+        <w:t xml:space="preserve">. Запуск </w:t>
+      </w:r>
+      <w:proofErr w:type="spellStart"/>
+      <w:r>
+        <w:rPr>
+          <w:rFonts w:ascii="Times New Roman" w:hAnsi="Times New Roman" w:cs="Times New Roman"/>
+          <w:b/>
+          <w:bCs/>
+        </w:rPr>
+        <w:t>Дейкстры</w:t>
+      </w:r>
+      <w:proofErr w:type="spellEnd"/>
+      <w:r>
+        <w:rPr>
+          <w:rFonts w:ascii="Times New Roman" w:hAnsi="Times New Roman" w:cs="Times New Roman"/>
+          <w:b/>
+          <w:bCs/>
+        </w:rPr>
+        <w:t xml:space="preserve"> из всех вершин</w:t>
+      </w:r>
+    </w:p>
+    <w:p>
+      <w:pPr>
+        <w:ind w:left="360"/>
+        <w:rPr>
+          <w:rFonts w:ascii="Times New Roman" w:hAnsi="Times New Roman" w:cs="Times New Roman"/>
+        </w:rPr>
+      </w:pPr>
+      <w:r>
+        <w:rPr>
+          <w:rFonts w:ascii="Times New Roman" w:hAnsi="Times New Roman" w:cs="Times New Roman"/>
+        </w:rPr>
+        <w:t xml:space="preserve">Функция </w:t>
+      </w:r>
+      <w:proofErr w:type="spellStart"/>
+      <w:r>
+        <w:rPr>
+          <w:rFonts w:ascii="Times New Roman" w:hAnsi="Times New Roman" w:cs="Times New Roman"/>
+        </w:rPr>
+        <w:t>allPairsDijkstra</w:t>
+      </w:r>
+      <w:proofErr w:type="spellEnd"/>
+      <w:r>
+        <w:rPr>
+          <w:rFonts w:ascii="Times New Roman" w:hAnsi="Times New Roman" w:cs="Times New Roman"/>
+        </w:rPr>
+        <w:t xml:space="preserve">() запускает </w:t>
+      </w:r>
+      <w:proofErr w:type="spellStart"/>
+      <w:r>
+        <w:rPr>
+          <w:rFonts w:ascii="Times New Roman" w:hAnsi="Times New Roman" w:cs="Times New Roman"/>
+        </w:rPr>
+        <w:t>dijkstra</w:t>
+      </w:r>
+      <w:proofErr w:type="spellEnd"/>
+      <w:r>
+        <w:rPr>
+          <w:rFonts w:ascii="Times New Roman" w:hAnsi="Times New Roman" w:cs="Times New Roman"/>
+        </w:rPr>
+        <w:t>() по одному разу из каждой вершины и собирает результаты в вектор</w:t>
+      </w:r>
+    </w:p>
+    <w:p>
+      <w:pPr>
+        <w:ind w:left="360"/>
+        <w:rPr>
+          <w:rFonts w:ascii="Times New Roman" w:hAnsi="Times New Roman" w:cs="Times New Roman"/>
+        </w:rPr>
+      </w:pPr>
+      <w:r>
+        <w:rPr>
+          <w:rFonts w:ascii="Times New Roman" w:hAnsi="Times New Roman" w:cs="Times New Roman"/>
+          <w:noProof/>
         </w:rPr>
         <w:drawing>
           <wp:inline distT="0" distB="0" distL="0" distR="0" wp14:anchorId="1E793AA3" wp14:editId="45E29615">
@@ -3552,26 +3886,16 @@
         <w:rPr>
           <w:rFonts w:ascii="Times New Roman" w:hAnsi="Times New Roman" w:cs="Times New Roman"/>
         </w:rPr>
-        <w:t>Запуск а</w:t>
-      </w:r>
-      <w:r>
-        <w:rPr>
-          <w:rFonts w:ascii="Times New Roman" w:hAnsi="Times New Roman" w:cs="Times New Roman"/>
-        </w:rPr>
-        <w:t>лгоритм</w:t>
-      </w:r>
-      <w:r>
-        <w:rPr>
-          <w:rFonts w:ascii="Times New Roman" w:hAnsi="Times New Roman" w:cs="Times New Roman"/>
-        </w:rPr>
-        <w:t>а</w:t>
-      </w:r>
-      <w:r>
-        <w:rPr>
-          <w:rFonts w:ascii="Times New Roman" w:hAnsi="Times New Roman" w:cs="Times New Roman"/>
-        </w:rPr>
-        <w:t xml:space="preserve"> Дейкстры</w:t>
-      </w:r>
+        <w:t xml:space="preserve">Запуск алгоритма </w:t>
+      </w:r>
+      <w:proofErr w:type="spellStart"/>
+      <w:r>
+        <w:rPr>
+          <w:rFonts w:ascii="Times New Roman" w:hAnsi="Times New Roman" w:cs="Times New Roman"/>
+        </w:rPr>
+        <w:t>Дейкстры</w:t>
+      </w:r>
+      <w:proofErr w:type="spellEnd"/>
     </w:p>
     <w:p>
       <w:pPr>
@@ -3610,19 +3934,48 @@
         <w:rPr>
           <w:rFonts w:ascii="Times New Roman" w:hAnsi="Times New Roman" w:cs="Times New Roman"/>
         </w:rPr>
-        <w:t>Функция reconstructPath() идёт по массиву parent от конечной вершины назад к источнику, затем разворачивает список</w:t>
-      </w:r>
-    </w:p>
-    <w:p>
-      <w:pPr>
-        <w:ind w:left="360"/>
-        <w:rPr>
-          <w:rFonts w:ascii="Times New Roman" w:hAnsi="Times New Roman" w:cs="Times New Roman"/>
-        </w:rPr>
-      </w:pPr>
-      <w:r>
-        <w:rPr>
-          <w:rFonts w:ascii="Times New Roman" w:hAnsi="Times New Roman" w:cs="Times New Roman"/>
+        <w:t xml:space="preserve">Функция </w:t>
+      </w:r>
+      <w:proofErr w:type="spellStart"/>
+      <w:r>
+        <w:rPr>
+          <w:rFonts w:ascii="Times New Roman" w:hAnsi="Times New Roman" w:cs="Times New Roman"/>
+        </w:rPr>
+        <w:t>reconstructPath</w:t>
+      </w:r>
+      <w:proofErr w:type="spellEnd"/>
+      <w:r>
+        <w:rPr>
+          <w:rFonts w:ascii="Times New Roman" w:hAnsi="Times New Roman" w:cs="Times New Roman"/>
+        </w:rPr>
+        <w:t xml:space="preserve">() идёт по массиву </w:t>
+      </w:r>
+      <w:proofErr w:type="spellStart"/>
+      <w:r>
+        <w:rPr>
+          <w:rFonts w:ascii="Times New Roman" w:hAnsi="Times New Roman" w:cs="Times New Roman"/>
+        </w:rPr>
+        <w:t>parent</w:t>
+      </w:r>
+      <w:proofErr w:type="spellEnd"/>
+      <w:r>
+        <w:rPr>
+          <w:rFonts w:ascii="Times New Roman" w:hAnsi="Times New Roman" w:cs="Times New Roman"/>
+        </w:rPr>
+        <w:t xml:space="preserve"> от конечной вершины назад к источнику, затем разворачивает список</w:t>
+      </w:r>
+    </w:p>
+    <w:p>
+      <w:pPr>
+        <w:ind w:left="360"/>
+        <w:rPr>
+          <w:rFonts w:ascii="Times New Roman" w:hAnsi="Times New Roman" w:cs="Times New Roman"/>
+        </w:rPr>
+      </w:pPr>
+      <w:r>
+        <w:rPr>
+          <w:rFonts w:ascii="Times New Roman" w:hAnsi="Times New Roman" w:cs="Times New Roman"/>
+          <w:noProof/>
         </w:rPr>
         <w:lastRenderedPageBreak/>
         <w:drawing>
@@ -3679,13 +4032,7 @@
         <w:rPr>
           <w:rFonts w:ascii="Times New Roman" w:hAnsi="Times New Roman" w:cs="Times New Roman"/>
         </w:rPr>
-        <w:t>1</w:t>
-      </w:r>
-      <w:r>
-        <w:rPr>
-          <w:rFonts w:ascii="Times New Roman" w:hAnsi="Times New Roman" w:cs="Times New Roman"/>
-        </w:rPr>
-        <w:t>2</w:t>
+        <w:t>12</w:t>
       </w:r>
       <w:r>
         <w:rPr>
@@ -3697,8 +4044,16 @@
         <w:rPr>
           <w:rFonts w:ascii="Times New Roman" w:hAnsi="Times New Roman" w:cs="Times New Roman"/>
         </w:rPr>
-        <w:t>Запуск алгоритма Дейкстры</w:t>
-      </w:r>
+        <w:t xml:space="preserve">Запуск алгоритма </w:t>
+      </w:r>
+      <w:proofErr w:type="spellStart"/>
+      <w:r>
+        <w:rPr>
+          <w:rFonts w:ascii="Times New Roman" w:hAnsi="Times New Roman" w:cs="Times New Roman"/>
+        </w:rPr>
+        <w:t>Дейкстры</w:t>
+      </w:r>
+      <w:proofErr w:type="spellEnd"/>
     </w:p>
     <w:p>
       <w:pPr>
@@ -3737,8 +4092,58 @@
         <w:rPr>
           <w:rFonts w:ascii="Times New Roman" w:hAnsi="Times New Roman" w:cs="Times New Roman"/>
         </w:rPr>
-        <w:t>Функция runSeries() настраивает генератор под нужный размер графа и запускает numTests испытаний. В каждом испытании генерируется новый граф, вызывается allPairsDijkstra() и замеряется время с помощью chrono</w:t>
-      </w:r>
+        <w:t xml:space="preserve">Функция </w:t>
+      </w:r>
+      <w:proofErr w:type="spellStart"/>
+      <w:r>
+        <w:rPr>
+          <w:rFonts w:ascii="Times New Roman" w:hAnsi="Times New Roman" w:cs="Times New Roman"/>
+        </w:rPr>
+        <w:t>runSeries</w:t>
+      </w:r>
+      <w:proofErr w:type="spellEnd"/>
+      <w:r>
+        <w:rPr>
+          <w:rFonts w:ascii="Times New Roman" w:hAnsi="Times New Roman" w:cs="Times New Roman"/>
+        </w:rPr>
+        <w:t xml:space="preserve">() настраивает генератор под нужный размер графа и запускает </w:t>
+      </w:r>
+      <w:proofErr w:type="spellStart"/>
+      <w:r>
+        <w:rPr>
+          <w:rFonts w:ascii="Times New Roman" w:hAnsi="Times New Roman" w:cs="Times New Roman"/>
+        </w:rPr>
+        <w:t>numTests</w:t>
+      </w:r>
+      <w:proofErr w:type="spellEnd"/>
+      <w:r>
+        <w:rPr>
+          <w:rFonts w:ascii="Times New Roman" w:hAnsi="Times New Roman" w:cs="Times New Roman"/>
+        </w:rPr>
+        <w:t xml:space="preserve"> испытаний. В каждом испытании генерируется новый граф, вызывается </w:t>
+      </w:r>
+      <w:proofErr w:type="spellStart"/>
+      <w:r>
+        <w:rPr>
+          <w:rFonts w:ascii="Times New Roman" w:hAnsi="Times New Roman" w:cs="Times New Roman"/>
+        </w:rPr>
+        <w:t>allPairsDijkstra</w:t>
+      </w:r>
+      <w:proofErr w:type="spellEnd"/>
+      <w:r>
+        <w:rPr>
+          <w:rFonts w:ascii="Times New Roman" w:hAnsi="Times New Roman" w:cs="Times New Roman"/>
+        </w:rPr>
+        <w:t xml:space="preserve">() и замеряется время с помощью </w:t>
+      </w:r>
+      <w:proofErr w:type="spellStart"/>
+      <w:r>
+        <w:rPr>
+          <w:rFonts w:ascii="Times New Roman" w:hAnsi="Times New Roman" w:cs="Times New Roman"/>
+        </w:rPr>
+        <w:t>chrono</w:t>
+      </w:r>
+      <w:proofErr w:type="spellEnd"/>
     </w:p>
     <w:p>
       <w:pPr>
@@ -3848,13 +4253,7 @@
         <w:rPr>
           <w:rFonts w:ascii="Times New Roman" w:hAnsi="Times New Roman" w:cs="Times New Roman"/>
         </w:rPr>
-        <w:t>1</w:t>
-      </w:r>
-      <w:r>
-        <w:rPr>
-          <w:rFonts w:ascii="Times New Roman" w:hAnsi="Times New Roman" w:cs="Times New Roman"/>
-        </w:rPr>
-        <w:t>3</w:t>
+        <w:t>13</w:t>
       </w:r>
       <w:r>
         <w:rPr>
@@ -3973,13 +4372,7 @@
         <w:rPr>
           <w:rFonts w:ascii="Times New Roman" w:hAnsi="Times New Roman" w:cs="Times New Roman"/>
         </w:rPr>
-        <w:t>1</w:t>
-      </w:r>
-      <w:r>
-        <w:rPr>
-          <w:rFonts w:ascii="Times New Roman" w:hAnsi="Times New Roman" w:cs="Times New Roman"/>
-        </w:rPr>
-        <w:t>4</w:t>
+        <w:t>14</w:t>
       </w:r>
       <w:r>
         <w:rPr>
@@ -4105,13 +4498,7 @@
         <w:rPr>
           <w:rFonts w:ascii="Times New Roman" w:hAnsi="Times New Roman" w:cs="Times New Roman"/>
         </w:rPr>
-        <w:t>1</w:t>
-      </w:r>
-      <w:r>
-        <w:rPr>
-          <w:rFonts w:ascii="Times New Roman" w:hAnsi="Times New Roman" w:cs="Times New Roman"/>
-        </w:rPr>
-        <w:t>5</w:t>
+        <w:t>15</w:t>
       </w:r>
       <w:r>
         <w:rPr>
@@ -4239,13 +4626,7 @@
         <w:rPr>
           <w:rFonts w:ascii="Times New Roman" w:hAnsi="Times New Roman" w:cs="Times New Roman"/>
         </w:rPr>
-        <w:t>1</w:t>
-      </w:r>
-      <w:r>
-        <w:rPr>
-          <w:rFonts w:ascii="Times New Roman" w:hAnsi="Times New Roman" w:cs="Times New Roman"/>
-        </w:rPr>
-        <w:t>6</w:t>
+        <w:t>16</w:t>
       </w:r>
       <w:r>
         <w:rPr>
@@ -4297,7 +4678,7 @@
           <w:noProof/>
         </w:rPr>
         <w:drawing>
-          <wp:inline distT="0" distB="0" distL="0" distR="0" wp14:anchorId="2580EA62" wp14:editId="0D4EFC19">
+          <wp:inline distT="0" distB="0" distL="0" distR="0" wp14:anchorId="2580EA62" wp14:editId="2F8E98EC">
             <wp:extent cx="5122935" cy="4297680"/>
             <wp:effectExtent l="0" t="0" r="1905" b="7620"/>
             <wp:docPr id="20" name="Рисунок 20"/>
@@ -4363,13 +4744,7 @@
         <w:rPr>
           <w:rFonts w:ascii="Times New Roman" w:hAnsi="Times New Roman" w:cs="Times New Roman"/>
         </w:rPr>
-        <w:t>1</w:t>
-      </w:r>
-      <w:r>
-        <w:rPr>
-          <w:rFonts w:ascii="Times New Roman" w:hAnsi="Times New Roman" w:cs="Times New Roman"/>
-        </w:rPr>
-        <w:t>7</w:t>
+        <w:t>17</w:t>
       </w:r>
       <w:r>
         <w:rPr>
@@ -4442,7 +4817,7 @@
         </w:rPr>
         <w:lastRenderedPageBreak/>
         <w:drawing>
-          <wp:inline distT="0" distB="0" distL="0" distR="0" wp14:anchorId="3BFABF63" wp14:editId="13B12116">
+          <wp:inline distT="0" distB="0" distL="0" distR="0" wp14:anchorId="3BFABF63" wp14:editId="16D61FCC">
             <wp:extent cx="5303520" cy="2474598"/>
             <wp:effectExtent l="0" t="0" r="0" b="1905"/>
             <wp:docPr id="21" name="Рисунок 21"/>
@@ -4510,13 +4885,7 @@
         <w:rPr>
           <w:rFonts w:ascii="Times New Roman" w:hAnsi="Times New Roman" w:cs="Times New Roman"/>
         </w:rPr>
-        <w:t>1</w:t>
-      </w:r>
-      <w:r>
-        <w:rPr>
-          <w:rFonts w:ascii="Times New Roman" w:hAnsi="Times New Roman" w:cs="Times New Roman"/>
-        </w:rPr>
-        <w:t>8</w:t>
+        <w:t>18</w:t>
       </w:r>
       <w:r>
         <w:rPr>
@@ -4558,7 +4927,7 @@
           <w:noProof/>
         </w:rPr>
         <w:drawing>
-          <wp:inline distT="0" distB="0" distL="0" distR="0" wp14:anchorId="5521B80D" wp14:editId="4740956C">
+          <wp:inline distT="0" distB="0" distL="0" distR="0" wp14:anchorId="5521B80D" wp14:editId="3B0A57C6">
             <wp:extent cx="5253832" cy="4314825"/>
             <wp:effectExtent l="0" t="0" r="4445" b="0"/>
             <wp:docPr id="22" name="Рисунок 22"/>
@@ -4626,13 +4995,7 @@
         <w:rPr>
           <w:rFonts w:ascii="Times New Roman" w:hAnsi="Times New Roman" w:cs="Times New Roman"/>
         </w:rPr>
-        <w:t>1</w:t>
-      </w:r>
-      <w:r>
-        <w:rPr>
-          <w:rFonts w:ascii="Times New Roman" w:hAnsi="Times New Roman" w:cs="Times New Roman"/>
-        </w:rPr>
-        <w:t>9</w:t>
+        <w:t>19</w:t>
       </w:r>
       <w:r>
         <w:rPr>
@@ -4665,7 +5028,7 @@
         </w:rPr>
         <w:lastRenderedPageBreak/>
         <w:drawing>
-          <wp:inline distT="0" distB="0" distL="0" distR="0" wp14:anchorId="33049661" wp14:editId="2099CC55">
+          <wp:inline distT="0" distB="0" distL="0" distR="0" wp14:anchorId="33049661" wp14:editId="4F1A3259">
             <wp:extent cx="5000581" cy="3729990"/>
             <wp:effectExtent l="0" t="0" r="0" b="3810"/>
             <wp:docPr id="23" name="Рисунок 23"/>
@@ -5088,7 +5451,21 @@
         <w:rPr>
           <w:rFonts w:ascii="Times New Roman" w:hAnsi="Times New Roman" w:cs="Times New Roman"/>
         </w:rPr>
-        <w:t>рафик соответствует теоретическим ожиданиям. Форма кривой — выпуклая, ускоряющаяся — характерна именно для O(V² log V), а не для линейного или кубического роста. Коэффициенты роста времени при увеличении числа вершин близки к теоретическим, а наблюдаемые отклонения объясняются скачком плотности графов и особенностями измерений на малых размерах, что является нормальным явлением при практическом тестировании алгоритмов</w:t>
+        <w:t xml:space="preserve">рафик соответствует теоретическим ожиданиям. Форма кривой — выпуклая, ускоряющаяся — характерна именно для O(V² </w:t>
+      </w:r>
+      <w:proofErr w:type="spellStart"/>
+      <w:r>
+        <w:rPr>
+          <w:rFonts w:ascii="Times New Roman" w:hAnsi="Times New Roman" w:cs="Times New Roman"/>
+        </w:rPr>
+        <w:t>log</w:t>
+      </w:r>
+      <w:proofErr w:type="spellEnd"/>
+      <w:r>
+        <w:rPr>
+          <w:rFonts w:ascii="Times New Roman" w:hAnsi="Times New Roman" w:cs="Times New Roman"/>
+        </w:rPr>
+        <w:t xml:space="preserve"> V), а не для линейного или кубического роста. Коэффициенты роста времени при увеличении числа вершин близки к теоретическим, а наблюдаемые отклонения объясняются скачком плотности графов и особенностями измерений на малых размерах, что является нормальным явлением при практическом тестировании алгоритмов</w:t>
       </w:r>
       <w:r>
         <w:rPr>
@@ -5138,51 +5515,93 @@
         <w:rPr>
           <w:rFonts w:ascii="Times New Roman" w:hAnsi="Times New Roman" w:cs="Times New Roman"/>
         </w:rPr>
-        <w:t>В ходе лабораторной работы был реализован генератор случайных взвешенных связных графов, а также алгоритм Дейкстры для нахождения кратчайших путей между всеми парами вершин.</w:t>
-      </w:r>
-    </w:p>
-    <w:p>
-      <w:pPr>
-        <w:ind w:left="360"/>
-        <w:rPr>
-          <w:rFonts w:ascii="Times New Roman" w:hAnsi="Times New Roman" w:cs="Times New Roman"/>
-        </w:rPr>
-      </w:pPr>
-    </w:p>
-    <w:p>
-      <w:pPr>
-        <w:ind w:left="360"/>
-        <w:rPr>
-          <w:rFonts w:ascii="Times New Roman" w:hAnsi="Times New Roman" w:cs="Times New Roman"/>
-        </w:rPr>
-      </w:pPr>
-      <w:r>
-        <w:rPr>
-          <w:rFonts w:ascii="Times New Roman" w:hAnsi="Times New Roman" w:cs="Times New Roman"/>
-        </w:rPr>
-        <w:t>Для графов четырёх размеров (10, 20, 50 и 100 вершин) были соблюдены условия задания: каждая вершина имеет степень не ниже заданного минимума, веса рёбер распределены случайным образом в диапазоне от 1 до 20, а связность графа обеспечивается построением остовного дерева на начальном этапе генерации. Полученные графы были представлены в виде матриц смежности и сохранены в файлы.</w:t>
-      </w:r>
-    </w:p>
-    <w:p>
-      <w:pPr>
-        <w:ind w:left="360"/>
-        <w:rPr>
-          <w:rFonts w:ascii="Times New Roman" w:hAnsi="Times New Roman" w:cs="Times New Roman"/>
-        </w:rPr>
-      </w:pPr>
-    </w:p>
-    <w:p>
-      <w:pPr>
-        <w:ind w:left="360"/>
-        <w:rPr>
-          <w:rFonts w:ascii="Times New Roman" w:hAnsi="Times New Roman" w:cs="Times New Roman"/>
-        </w:rPr>
-      </w:pPr>
-      <w:r>
-        <w:rPr>
-          <w:rFonts w:ascii="Times New Roman" w:hAnsi="Times New Roman" w:cs="Times New Roman"/>
-        </w:rPr>
-        <w:t>В результате серии экспериментов были получены следующие средние времена выполнения алгоритма Дейкстры для всех пар вершин:</w:t>
+        <w:t xml:space="preserve">В ходе лабораторной работы был реализован генератор случайных взвешенных связных графов, а также алгоритм </w:t>
+      </w:r>
+      <w:proofErr w:type="spellStart"/>
+      <w:r>
+        <w:rPr>
+          <w:rFonts w:ascii="Times New Roman" w:hAnsi="Times New Roman" w:cs="Times New Roman"/>
+        </w:rPr>
+        <w:t>Дейкстры</w:t>
+      </w:r>
+      <w:proofErr w:type="spellEnd"/>
+      <w:r>
+        <w:rPr>
+          <w:rFonts w:ascii="Times New Roman" w:hAnsi="Times New Roman" w:cs="Times New Roman"/>
+        </w:rPr>
+        <w:t xml:space="preserve"> для нахождения кратчайших путей между всеми парами вершин.</w:t>
+      </w:r>
+    </w:p>
+    <w:p>
+      <w:pPr>
+        <w:ind w:left="360"/>
+        <w:rPr>
+          <w:rFonts w:ascii="Times New Roman" w:hAnsi="Times New Roman" w:cs="Times New Roman"/>
+        </w:rPr>
+      </w:pPr>
+    </w:p>
+    <w:p>
+      <w:pPr>
+        <w:ind w:left="360"/>
+        <w:rPr>
+          <w:rFonts w:ascii="Times New Roman" w:hAnsi="Times New Roman" w:cs="Times New Roman"/>
+        </w:rPr>
+      </w:pPr>
+      <w:r>
+        <w:rPr>
+          <w:rFonts w:ascii="Times New Roman" w:hAnsi="Times New Roman" w:cs="Times New Roman"/>
+        </w:rPr>
+        <w:t xml:space="preserve">Для графов четырёх размеров (10, 20, 50 и 100 вершин) были соблюдены условия задания: каждая вершина имеет степень не ниже заданного минимума, веса рёбер распределены случайным образом в диапазоне от 1 до 20, а связность графа обеспечивается построением </w:t>
+      </w:r>
+      <w:proofErr w:type="spellStart"/>
+      <w:r>
+        <w:rPr>
+          <w:rFonts w:ascii="Times New Roman" w:hAnsi="Times New Roman" w:cs="Times New Roman"/>
+        </w:rPr>
+        <w:t>остовного</w:t>
+      </w:r>
+      <w:proofErr w:type="spellEnd"/>
+      <w:r>
+        <w:rPr>
+          <w:rFonts w:ascii="Times New Roman" w:hAnsi="Times New Roman" w:cs="Times New Roman"/>
+        </w:rPr>
+        <w:t xml:space="preserve"> дерева на начальном этапе генерации. Полученные графы были представлены в виде матриц смежности и сохранены в файлы.</w:t>
+      </w:r>
+    </w:p>
+    <w:p>
+      <w:pPr>
+        <w:ind w:left="360"/>
+        <w:rPr>
+          <w:rFonts w:ascii="Times New Roman" w:hAnsi="Times New Roman" w:cs="Times New Roman"/>
+        </w:rPr>
+      </w:pPr>
+    </w:p>
+    <w:p>
+      <w:pPr>
+        <w:ind w:left="360"/>
+        <w:rPr>
+          <w:rFonts w:ascii="Times New Roman" w:hAnsi="Times New Roman" w:cs="Times New Roman"/>
+        </w:rPr>
+      </w:pPr>
+      <w:r>
+        <w:rPr>
+          <w:rFonts w:ascii="Times New Roman" w:hAnsi="Times New Roman" w:cs="Times New Roman"/>
+        </w:rPr>
+        <w:t xml:space="preserve">В результате серии экспериментов были получены следующие средние времена выполнения алгоритма </w:t>
+      </w:r>
+      <w:proofErr w:type="spellStart"/>
+      <w:r>
+        <w:rPr>
+          <w:rFonts w:ascii="Times New Roman" w:hAnsi="Times New Roman" w:cs="Times New Roman"/>
+        </w:rPr>
+        <w:t>Дейкстры</w:t>
+      </w:r>
+      <w:proofErr w:type="spellEnd"/>
+      <w:r>
+        <w:rPr>
+          <w:rFonts w:ascii="Times New Roman" w:hAnsi="Times New Roman" w:cs="Times New Roman"/>
+        </w:rPr>
+        <w:t xml:space="preserve"> для всех пар вершин:</w:t>
       </w:r>
     </w:p>
     <w:p>
@@ -5275,7 +5694,35 @@
           <w:rFonts w:ascii="Times New Roman" w:hAnsi="Times New Roman" w:cs="Times New Roman"/>
         </w:rPr>
         <w:lastRenderedPageBreak/>
-        <w:t>ускоряющийся рост времени выполнения: при удвоении числа вершин время увеличивается более чем в четыре раза. Это соответствует теоретической оценке сложности алгоритма Дейкстры, запускаемого из каждой вершины, которая составляет O(V^2*logV).</w:t>
+        <w:t xml:space="preserve">ускоряющийся рост времени выполнения: при удвоении числа вершин время увеличивается более чем в четыре раза. Это соответствует теоретической оценке сложности алгоритма </w:t>
+      </w:r>
+      <w:proofErr w:type="spellStart"/>
+      <w:r>
+        <w:rPr>
+          <w:rFonts w:ascii="Times New Roman" w:hAnsi="Times New Roman" w:cs="Times New Roman"/>
+        </w:rPr>
+        <w:t>Дейкстры</w:t>
+      </w:r>
+      <w:proofErr w:type="spellEnd"/>
+      <w:r>
+        <w:rPr>
+          <w:rFonts w:ascii="Times New Roman" w:hAnsi="Times New Roman" w:cs="Times New Roman"/>
+        </w:rPr>
+        <w:t>, запускаемого из каждой вершины, которая составляет O(V^2*</w:t>
+      </w:r>
+      <w:proofErr w:type="spellStart"/>
+      <w:r>
+        <w:rPr>
+          <w:rFonts w:ascii="Times New Roman" w:hAnsi="Times New Roman" w:cs="Times New Roman"/>
+        </w:rPr>
+        <w:t>logV</w:t>
+      </w:r>
+      <w:proofErr w:type="spellEnd"/>
+      <w:r>
+        <w:rPr>
+          <w:rFonts w:ascii="Times New Roman" w:hAnsi="Times New Roman" w:cs="Times New Roman"/>
+        </w:rPr>
+        <w:t>).</w:t>
       </w:r>
     </w:p>
     <w:p>
@@ -5321,7 +5768,21 @@
         <w:rPr>
           <w:rFonts w:ascii="Times New Roman" w:hAnsi="Times New Roman" w:cs="Times New Roman"/>
         </w:rPr>
-        <w:t>Таким образом, экспериментальные результаты подтверждают теоретическую оценку сложности алгоритма Дейкстры и показывают, что при увеличении размера графа время выполнения задачи поиска кратчайших путей между всеми парами вершин растёт существенно быстрее линейного</w:t>
+        <w:t xml:space="preserve">Таким образом, экспериментальные результаты подтверждают теоретическую оценку сложности алгоритма </w:t>
+      </w:r>
+      <w:proofErr w:type="spellStart"/>
+      <w:r>
+        <w:rPr>
+          <w:rFonts w:ascii="Times New Roman" w:hAnsi="Times New Roman" w:cs="Times New Roman"/>
+        </w:rPr>
+        <w:t>Дейкстры</w:t>
+      </w:r>
+      <w:proofErr w:type="spellEnd"/>
+      <w:r>
+        <w:rPr>
+          <w:rFonts w:ascii="Times New Roman" w:hAnsi="Times New Roman" w:cs="Times New Roman"/>
+        </w:rPr>
+        <w:t xml:space="preserve"> и показывают, что при увеличении размера графа время выполнения задачи поиска кратчайших путей между всеми парами вершин растёт существенно быстрее линейного</w:t>
       </w:r>
       <w:r>
         <w:rPr>
@@ -6343,6 +6804,7 @@
   <w:style w:type="character" w:default="1" w:styleId="a0">
     <w:name w:val="Default Paragraph Font"/>
     <w:uiPriority w:val="1"/>
+    <w:semiHidden/>
     <w:unhideWhenUsed/>
   </w:style>
   <w:style w:type="table" w:default="1" w:styleId="a1">
